--- a/courts/fourth-circuit/virginia/federal/bankruptcy-western-district/motion-brief/usage/OUTPUT-motion-brief.docx
+++ b/courts/fourth-circuit/virginia/federal/bankruptcy-western-district/motion-brief/usage/OUTPUT-motion-brief.docx
@@ -4,50 +4,67 @@
   <w:body>
     <w:p>
       <w:pPr>
-        <w:pStyle w:val="CourtTitle"/>
-      </w:pPr>
-      <w:r>
+        <w:spacing w:before="0" w:after="0" w:line="480" w:lineRule="exact"/>
+        <w:ind w:left="0" w:firstLine="0"/>
+        <w:jc w:val="center"/>
+      </w:pPr>
+      <w:r>
+        <w:rPr>
+          <w:b/>
+          <w:bCs/>
+        </w:rPr>
         <w:t xml:space="preserve">UNITED STATES BANKRUPTCY COURT</w:t>
       </w:r>
     </w:p>
     <w:p>
       <w:pPr>
-        <w:pStyle w:val="CourtTitle"/>
-      </w:pPr>
-      <w:r>
+        <w:spacing w:before="0" w:after="0" w:line="480" w:lineRule="exact"/>
+        <w:ind w:left="0" w:firstLine="0"/>
+        <w:jc w:val="center"/>
+      </w:pPr>
+      <w:r>
+        <w:rPr>
+          <w:b/>
+          <w:bCs/>
+        </w:rPr>
         <w:t xml:space="preserve">WESTERN DISTRICT OF VIRGINIA</w:t>
       </w:r>
     </w:p>
     <w:p>
       <w:pPr>
-        <w:pStyle w:val="CourtTitle"/>
-      </w:pPr>
-      <w:r>
+        <w:spacing w:before="0" w:after="0" w:line="480" w:lineRule="exact"/>
+        <w:ind w:left="0" w:firstLine="0"/>
+        <w:jc w:val="center"/>
+      </w:pPr>
+      <w:r>
+        <w:rPr>
+          <w:b/>
+          <w:bCs/>
+        </w:rPr>
         <w:t xml:space="preserve">HARRISONBURG DIVISION</w:t>
       </w:r>
     </w:p>
     <w:p>
       <w:pPr>
-        <w:pStyle w:val="Gap16"/>
+        <w:spacing w:before="0" w:after="0" w:line="480" w:lineRule="exact"/>
       </w:pPr>
     </w:p>
     <w:tbl>
       <w:tblPr>
         <w:tblW w:w="9360" w:type="dxa"/>
-        <w:tblBorders>
-          <w:top w:val="nil"/>
-          <w:left w:val="nil"/>
-          <w:bottom w:val="nil"/>
-          <w:right w:val="nil"/>
-          <w:insideH w:val="nil"/>
-          <w:insideV w:val="nil"/>
-        </w:tblBorders>
         <w:tblLayout w:type="fixed"/>
-        <w:tblLook w:val="0000" w:firstRow="0" w:lastRow="0" w:firstColumn="0" w:lastColumn="0" w:noHBand="1" w:noVBand="1"/>
+        <w:tblCellMar>
+          <w:top w:w="0" w:type="dxa"/>
+          <w:left w:w="0" w:type="dxa"/>
+          <w:bottom w:w="0" w:type="dxa"/>
+          <w:right w:w="0" w:type="dxa"/>
+        </w:tblCellMar>
+        <w:tblLook w:val="0000" w:firstRow="0" w:lastRow="0" w:firstColumn="0" w:lastColumn="0" w:noHBand="0" w:noVBand="0"/>
       </w:tblPr>
       <w:tblGrid>
         <w:gridCol w:w="5760"/>
-        <w:gridCol w:w="3600"/>
+        <w:gridCol w:w="360"/>
+        <w:gridCol w:w="3240"/>
       </w:tblGrid>
       <w:tr>
         <w:trPr>
@@ -56,16 +73,12 @@
         <w:tc>
           <w:tcPr>
             <w:tcW w:w="5760" w:type="dxa"/>
-            <w:tcMar>
-              <w:top w:w="0" w:type="dxa"/>
-              <w:left w:w="0" w:type="dxa"/>
-              <w:bottom w:w="0" w:type="dxa"/>
-              <w:right w:w="0" w:type="dxa"/>
-            </w:tcMar>
           </w:tcPr>
           <w:p>
             <w:pPr>
-              <w:pStyle w:val="Single"/>
+              <w:spacing w:before="0" w:after="0" w:line="276" w:lineRule="exact"/>
+              <w:ind w:left="0" w:firstLine="0"/>
+              <w:jc w:val="left"/>
             </w:pPr>
             <w:r>
               <w:t xml:space="preserve">In re:</w:t>
@@ -73,15 +86,31 @@
           </w:p>
           <w:p>
             <w:pPr>
-              <w:pStyle w:val="Single"/>
+              <w:spacing w:before="0" w:after="0" w:line="276" w:lineRule="exact"/>
+              <w:ind w:left="0" w:firstLine="0"/>
+              <w:jc w:val="left"/>
             </w:pPr>
             <w:r>
-              <w:t xml:space="preserve">Karen M. Thomas,</w:t>
+              <w:t xml:space="preserve">Karen</w:t>
+            </w:r>
+            <w:r>
+              <w:t xml:space="preserve"> </w:t>
+            </w:r>
+            <w:r>
+              <w:t xml:space="preserve">M.</w:t>
+            </w:r>
+            <w:r>
+              <w:t xml:space="preserve"> </w:t>
+            </w:r>
+            <w:r>
+              <w:t xml:space="preserve">Thomas,</w:t>
             </w:r>
           </w:p>
           <w:p>
             <w:pPr>
-              <w:pStyle w:val="Single"/>
+              <w:spacing w:before="0" w:after="0" w:line="276" w:lineRule="exact"/>
+              <w:ind w:left="0" w:firstLine="0"/>
+              <w:jc w:val="left"/>
             </w:pPr>
             <w:r>
               <w:t xml:space="preserve">Debtor.</w:t>
@@ -90,73 +119,50 @@
         </w:tc>
         <w:tc>
           <w:tcPr>
-            <w:tcW w:w="3600" w:type="dxa"/>
-            <w:tcMar>
-              <w:top w:w="0" w:type="dxa"/>
-              <w:left w:w="504" w:type="dxa"/>
-              <w:bottom w:w="0" w:type="dxa"/>
-              <w:right w:w="0" w:type="dxa"/>
-            </w:tcMar>
+            <w:tcW w:w="360" w:type="dxa"/>
           </w:tcPr>
           <w:p>
             <w:pPr>
-              <w:pStyle w:val="Single"/>
-            </w:pPr>
-            <w:r>
-              <w:t xml:space="preserve">Chapter </w:t>
-            </w:r>
-            <w:r>
-              <w:t xml:space="preserve">13</w:t>
-            </w:r>
-          </w:p>
-          <w:p>
-            <w:pPr>
-              <w:pStyle w:val="Single"/>
-            </w:pPr>
-            <w:r>
-              <w:t xml:space="preserve">Case No. </w:t>
-            </w:r>
-            <w:r>
-              <w:t xml:space="preserve">16-50612</w:t>
-            </w:r>
-          </w:p>
-        </w:tc>
-      </w:tr>
-      <w:tr>
-        <w:trPr>
-          <w:cantSplit/>
-          <w:trHeight w:val="240" w:hRule="exact"/>
-        </w:trPr>
-        <w:tc>
-          <w:tcPr>
-            <w:tcW w:w="5760" w:type="dxa"/>
-            <w:tcMar>
-              <w:top w:w="0" w:type="dxa"/>
-              <w:left w:w="0" w:type="dxa"/>
-              <w:bottom w:w="0" w:type="dxa"/>
-              <w:right w:w="0" w:type="dxa"/>
-            </w:tcMar>
-          </w:tcPr>
-          <w:p>
-            <w:pPr>
-              <w:pStyle w:val="Single"/>
+              <w:spacing w:before="0" w:after="0" w:line="276" w:lineRule="exact"/>
+              <w:ind w:left="0" w:firstLine="0"/>
+              <w:jc w:val="left"/>
             </w:pPr>
           </w:p>
         </w:tc>
         <w:tc>
           <w:tcPr>
-            <w:tcW w:w="3600" w:type="dxa"/>
+            <w:tcW w:w="3240" w:type="dxa"/>
             <w:tcMar>
-              <w:top w:w="0" w:type="dxa"/>
-              <w:left w:w="0" w:type="dxa"/>
-              <w:bottom w:w="0" w:type="dxa"/>
-              <w:right w:w="0" w:type="dxa"/>
+              <w:left w:w="144" w:type="dxa"/>
             </w:tcMar>
           </w:tcPr>
           <w:p>
             <w:pPr>
-              <w:pStyle w:val="Single"/>
+              <w:spacing w:before="0" w:after="0" w:line="276" w:lineRule="exact"/>
+              <w:ind w:left="0" w:firstLine="0"/>
+              <w:jc w:val="left"/>
             </w:pPr>
+            <w:r>
+              <w:t xml:space="preserve">Chapter </w:t>
+            </w:r>
+            <w:r>
+              <w:t xml:space="preserve">13</w:t>
+            </w:r>
+          </w:p>
+          <w:p>
+            <w:pPr>
+              <w:spacing w:before="0" w:after="0" w:line="276" w:lineRule="exact"/>
+              <w:ind w:left="0" w:firstLine="0"/>
+              <w:jc w:val="left"/>
+            </w:pPr>
+            <w:r>
+              <w:t xml:space="preserve">Case No. </w:t>
+            </w:r>
+            <w:r>
+              <w:t xml:space="preserve">16</w:t>
+              <w:noBreakHyphen/>
+              <w:t xml:space="preserve">50612</w:t>
+            </w:r>
           </w:p>
         </w:tc>
       </w:tr>
@@ -167,60 +173,115 @@
         <w:tc>
           <w:tcPr>
             <w:tcW w:w="5760" w:type="dxa"/>
+          </w:tcPr>
+          <w:p>
+            <w:pPr>
+              <w:spacing w:before="516" w:after="0" w:line="276" w:lineRule="exact"/>
+              <w:ind w:left="0" w:firstLine="0"/>
+              <w:jc w:val="left"/>
+            </w:pPr>
+            <w:r>
+              <w:t xml:space="preserve">Gary</w:t>
+            </w:r>
+            <w:r>
+              <w:t xml:space="preserve"> </w:t>
+            </w:r>
+            <w:r>
+              <w:t xml:space="preserve">L.</w:t>
+            </w:r>
+            <w:r>
+              <w:t xml:space="preserve"> </w:t>
+            </w:r>
+            <w:r>
+              <w:t xml:space="preserve">Brooks,</w:t>
+            </w:r>
+            <w:r>
+              <w:t xml:space="preserve"> </w:t>
+            </w:r>
+            <w:r>
+              <w:t xml:space="preserve">Jr.,</w:t>
+            </w:r>
+            <w:r>
+              <w:t xml:space="preserve"> </w:t>
+            </w:r>
+            <w:r>
+              <w:t xml:space="preserve">and</w:t>
+            </w:r>
+            <w:r>
+              <w:t xml:space="preserve"> </w:t>
+            </w:r>
+            <w:r>
+              <w:t xml:space="preserve">Mary</w:t>
+            </w:r>
+            <w:r>
+              <w:t xml:space="preserve"> </w:t>
+            </w:r>
+            <w:r>
+              <w:t xml:space="preserve">M.</w:t>
+            </w:r>
+            <w:r>
+              <w:t xml:space="preserve"> </w:t>
+            </w:r>
+            <w:r>
+              <w:t xml:space="preserve">Gillespie-Brooks,</w:t>
+            </w:r>
+          </w:p>
+          <w:p>
+            <w:pPr>
+              <w:spacing w:before="0" w:after="0" w:line="276" w:lineRule="exact"/>
+              <w:ind w:left="0" w:firstLine="0"/>
+              <w:jc w:val="left"/>
+            </w:pPr>
+            <w:r>
+              <w:t xml:space="preserve">Debtors.</w:t>
+            </w:r>
+          </w:p>
+        </w:tc>
+        <w:tc>
+          <w:tcPr>
+            <w:tcW w:w="360" w:type="dxa"/>
+          </w:tcPr>
+          <w:p>
+            <w:pPr>
+              <w:spacing w:before="0" w:after="0" w:line="276" w:lineRule="exact"/>
+              <w:ind w:left="0" w:firstLine="0"/>
+              <w:jc w:val="left"/>
+            </w:pPr>
+          </w:p>
+        </w:tc>
+        <w:tc>
+          <w:tcPr>
+            <w:tcW w:w="3240" w:type="dxa"/>
             <w:tcMar>
-              <w:top w:w="0" w:type="dxa"/>
-              <w:left w:w="0" w:type="dxa"/>
-              <w:bottom w:w="0" w:type="dxa"/>
-              <w:right w:w="0" w:type="dxa"/>
+              <w:left w:w="144" w:type="dxa"/>
             </w:tcMar>
           </w:tcPr>
           <w:p>
             <w:pPr>
-              <w:pStyle w:val="Single"/>
+              <w:spacing w:before="240" w:after="0" w:line="276" w:lineRule="exact"/>
+              <w:ind w:left="0" w:firstLine="0"/>
+              <w:jc w:val="left"/>
             </w:pPr>
             <w:r>
-              <w:t xml:space="preserve">Gary L. Brooks, Jr., and Mary M. Gillespie-Brooks,</w:t>
+              <w:t xml:space="preserve">Chapter </w:t>
+            </w:r>
+            <w:r>
+              <w:t xml:space="preserve">13</w:t>
             </w:r>
           </w:p>
           <w:p>
             <w:pPr>
-              <w:pStyle w:val="Single"/>
+              <w:spacing w:before="0" w:after="0" w:line="276" w:lineRule="exact"/>
+              <w:ind w:left="0" w:firstLine="0"/>
+              <w:jc w:val="left"/>
             </w:pPr>
             <w:r>
-              <w:t xml:space="preserve">Debtors.</w:t>
-            </w:r>
-          </w:p>
-        </w:tc>
-        <w:tc>
-          <w:tcPr>
-            <w:tcW w:w="3600" w:type="dxa"/>
-            <w:tcMar>
-              <w:top w:w="0" w:type="dxa"/>
-              <w:left w:w="504" w:type="dxa"/>
-              <w:bottom w:w="0" w:type="dxa"/>
-              <w:right w:w="0" w:type="dxa"/>
-            </w:tcMar>
-          </w:tcPr>
-          <w:p>
-            <w:pPr>
-              <w:pStyle w:val="Single"/>
-            </w:pPr>
-            <w:r>
-              <w:t xml:space="preserve">Chapter </w:t>
-            </w:r>
-            <w:r>
-              <w:t xml:space="preserve">13</w:t>
-            </w:r>
-          </w:p>
-          <w:p>
-            <w:pPr>
-              <w:pStyle w:val="Single"/>
-            </w:pPr>
-            <w:r>
               <w:t xml:space="preserve">Case No. </w:t>
             </w:r>
             <w:r>
-              <w:t xml:space="preserve">16-50396</w:t>
+              <w:t xml:space="preserve">16</w:t>
+              <w:noBreakHyphen/>
+              <w:t xml:space="preserve">50396</w:t>
             </w:r>
           </w:p>
         </w:tc>
@@ -237,23 +298,151 @@
               <w:right w:val="single" w:sz="6" w:space="0" w:color="000000"/>
             </w:tcBorders>
             <w:tcMar>
-              <w:top w:w="0" w:type="dxa"/>
-              <w:left w:w="0" w:type="dxa"/>
-              <w:bottom w:w="160" w:type="dxa"/>
+              <w:bottom w:w="145" w:type="dxa"/>
               <w:right w:w="200" w:type="dxa"/>
             </w:tcMar>
           </w:tcPr>
           <w:p>
             <w:pPr>
-              <w:pStyle w:val="Single"/>
+              <w:spacing w:before="240" w:after="0" w:line="276" w:lineRule="exact"/>
+              <w:ind w:left="0" w:firstLine="0"/>
+              <w:jc w:val="left"/>
             </w:pPr>
             <w:r>
-              <w:t xml:space="preserve">Karen M. Thomas, Gary L. Brooks, Jr., and Mary M. Gillespie-Brooks, individually and on behalf of a class of similarly situated individuals,</w:t>
+              <w:t xml:space="preserve">Karen</w:t>
+            </w:r>
+            <w:r>
+              <w:t xml:space="preserve"> </w:t>
+            </w:r>
+            <w:r>
+              <w:t xml:space="preserve">M.</w:t>
+            </w:r>
+            <w:r>
+              <w:t xml:space="preserve"> </w:t>
+            </w:r>
+            <w:r>
+              <w:t xml:space="preserve">Thomas,</w:t>
+            </w:r>
+            <w:r>
+              <w:t xml:space="preserve"> </w:t>
+            </w:r>
+            <w:r>
+              <w:t xml:space="preserve">Gary</w:t>
+            </w:r>
+            <w:r>
+              <w:t xml:space="preserve"> </w:t>
+            </w:r>
+            <w:r>
+              <w:t xml:space="preserve">L.</w:t>
+            </w:r>
+            <w:r>
+              <w:t xml:space="preserve"> </w:t>
+            </w:r>
+            <w:r>
+              <w:t xml:space="preserve">Brooks,</w:t>
+            </w:r>
+            <w:r>
+              <w:t xml:space="preserve"> </w:t>
+            </w:r>
+            <w:r>
+              <w:t xml:space="preserve">Jr.,</w:t>
+            </w:r>
+            <w:r>
+              <w:t xml:space="preserve"> </w:t>
+            </w:r>
+            <w:r>
+              <w:t xml:space="preserve">and</w:t>
+            </w:r>
+            <w:r>
+              <w:t xml:space="preserve"> </w:t>
+            </w:r>
+            <w:r>
+              <w:t xml:space="preserve">Mary</w:t>
+            </w:r>
+            <w:r>
+              <w:t xml:space="preserve"> </w:t>
+            </w:r>
+            <w:r>
+              <w:t xml:space="preserve">M.</w:t>
+            </w:r>
+            <w:r>
+              <w:t xml:space="preserve"> </w:t>
+            </w:r>
+            <w:r>
+              <w:t xml:space="preserve">Gillespie-Brooks,</w:t>
+            </w:r>
+            <w:r>
+              <w:t xml:space="preserve"> </w:t>
+            </w:r>
+            <w:r>
+              <w:t xml:space="preserve">individually</w:t>
+            </w:r>
+            <w:r>
+              <w:t xml:space="preserve"> </w:t>
+            </w:r>
+            <w:r>
+              <w:t xml:space="preserve">and</w:t>
+            </w:r>
+            <w:r>
+              <w:t xml:space="preserve"> </w:t>
+            </w:r>
+            <w:r>
+              <w:t xml:space="preserve">on</w:t>
+            </w:r>
+            <w:r>
+              <w:t xml:space="preserve"> </w:t>
+            </w:r>
+            <w:r>
+              <w:t xml:space="preserve">behalf</w:t>
+            </w:r>
+            <w:r>
+              <w:t xml:space="preserve"> </w:t>
+            </w:r>
+            <w:r>
+              <w:t xml:space="preserve">of</w:t>
+            </w:r>
+            <w:r>
+              <w:t xml:space="preserve"> </w:t>
+            </w:r>
+            <w:r>
+              <w:t xml:space="preserve">a</w:t>
+            </w:r>
+            <w:r>
+              <w:t xml:space="preserve"> </w:t>
+            </w:r>
+            <w:r>
+              <w:t xml:space="preserve">class</w:t>
+            </w:r>
+            <w:r>
+              <w:t xml:space="preserve"> </w:t>
+            </w:r>
+            <w:r>
+              <w:t xml:space="preserve">of</w:t>
+            </w:r>
+            <w:r>
+              <w:t xml:space="preserve"> </w:t>
+            </w:r>
+            <w:r>
+              <w:t xml:space="preserve">similarly</w:t>
+            </w:r>
+            <w:r>
+              <w:t xml:space="preserve"> </w:t>
+            </w:r>
+            <w:r>
+              <w:t xml:space="preserve">situated</w:t>
+            </w:r>
+            <w:r>
+              <w:t xml:space="preserve"> </w:t>
+            </w:r>
+            <w:r>
+              <w:t xml:space="preserve">individuals,</w:t>
             </w:r>
           </w:p>
           <w:p>
             <w:pPr>
-              <w:pStyle w:val="Single"/>
+              <w:spacing w:before="0" w:after="0" w:line="276" w:lineRule="exact"/>
+              <w:ind w:left="0" w:firstLine="0"/>
+              <w:jc w:val="left"/>
             </w:pPr>
             <w:r>
               <w:t xml:space="preserve">Plaintiffs,</w:t>
@@ -261,7 +450,9 @@
           </w:p>
           <w:p>
             <w:pPr>
-              <w:pStyle w:val="Single"/>
+              <w:spacing w:before="0" w:after="0" w:line="276" w:lineRule="exact"/>
+              <w:ind w:left="0" w:firstLine="0"/>
+              <w:jc w:val="left"/>
             </w:pPr>
             <w:r>
               <w:t xml:space="preserve">v.</w:t>
@@ -269,15 +460,61 @@
           </w:p>
           <w:p>
             <w:pPr>
-              <w:pStyle w:val="Single"/>
+              <w:spacing w:before="0" w:after="0" w:line="276" w:lineRule="exact"/>
+              <w:ind w:left="0" w:firstLine="0"/>
+              <w:jc w:val="left"/>
             </w:pPr>
             <w:r>
-              <w:t xml:space="preserve">Midland Funding, LLC, and Midland Credit Management, Inc.,</w:t>
+              <w:t xml:space="preserve">Midland</w:t>
+            </w:r>
+            <w:r>
+              <w:t xml:space="preserve"> </w:t>
+            </w:r>
+            <w:r>
+              <w:t xml:space="preserve">Funding,</w:t>
+            </w:r>
+            <w:r>
+              <w:t xml:space="preserve"> </w:t>
+            </w:r>
+            <w:r>
+              <w:t xml:space="preserve">LLC,</w:t>
+            </w:r>
+            <w:r>
+              <w:t xml:space="preserve"> </w:t>
+            </w:r>
+            <w:r>
+              <w:t xml:space="preserve">and</w:t>
+            </w:r>
+            <w:r>
+              <w:t xml:space="preserve"> </w:t>
+            </w:r>
+            <w:r>
+              <w:t xml:space="preserve">Midland</w:t>
+            </w:r>
+            <w:r>
+              <w:t xml:space="preserve"> </w:t>
+            </w:r>
+            <w:r>
+              <w:t xml:space="preserve">Credit</w:t>
+            </w:r>
+            <w:r>
+              <w:t xml:space="preserve"> </w:t>
+            </w:r>
+            <w:r>
+              <w:t xml:space="preserve">Management,</w:t>
+            </w:r>
+            <w:r>
+              <w:t xml:space="preserve"> </w:t>
+            </w:r>
+            <w:r>
+              <w:t xml:space="preserve">Inc.,</w:t>
             </w:r>
           </w:p>
           <w:p>
             <w:pPr>
-              <w:pStyle w:val="Single"/>
+              <w:spacing w:before="0" w:after="0" w:line="276" w:lineRule="exact"/>
+              <w:ind w:left="0" w:firstLine="0"/>
+              <w:jc w:val="left"/>
             </w:pPr>
             <w:r>
               <w:t xml:space="preserve">Defendants.</w:t>
@@ -286,28 +523,69 @@
         </w:tc>
         <w:tc>
           <w:tcPr>
-            <w:tcW w:w="3600" w:type="dxa"/>
+            <w:tcW w:w="360" w:type="dxa"/>
+          </w:tcPr>
+          <w:p>
+            <w:pPr>
+              <w:spacing w:before="0" w:after="0" w:line="276" w:lineRule="exact"/>
+              <w:ind w:left="0" w:firstLine="0"/>
+              <w:jc w:val="left"/>
+            </w:pPr>
+          </w:p>
+        </w:tc>
+        <w:tc>
+          <w:tcPr>
+            <w:tcW w:w="3240" w:type="dxa"/>
             <w:tcMar>
-              <w:top w:w="0" w:type="dxa"/>
-              <w:left w:w="504" w:type="dxa"/>
-              <w:bottom w:w="0" w:type="dxa"/>
-              <w:right w:w="0" w:type="dxa"/>
+              <w:left w:w="144" w:type="dxa"/>
             </w:tcMar>
           </w:tcPr>
           <w:p>
             <w:pPr>
-              <w:pStyle w:val="Single"/>
+              <w:spacing w:before="240" w:after="0" w:line="276" w:lineRule="exact"/>
+              <w:ind w:left="0" w:firstLine="0"/>
+              <w:jc w:val="left"/>
             </w:pPr>
             <w:r>
-              <w:t xml:space="preserve">Adv. Pro. Nos.</w:t>
+              <w:t xml:space="preserve">Adv.</w:t>
+            </w:r>
+            <w:r>
+              <w:t xml:space="preserve"> </w:t>
+            </w:r>
+            <w:r>
+              <w:t xml:space="preserve">Pro.</w:t>
+            </w:r>
+            <w:r>
+              <w:t xml:space="preserve"> </w:t>
+            </w:r>
+            <w:r>
+              <w:t xml:space="preserve">Nos.</w:t>
             </w:r>
           </w:p>
           <w:p>
             <w:pPr>
-              <w:pStyle w:val="Single"/>
+              <w:spacing w:before="0" w:after="0" w:line="276" w:lineRule="exact"/>
+              <w:ind w:left="0" w:firstLine="0"/>
+              <w:jc w:val="left"/>
             </w:pPr>
             <w:r>
-              <w:t xml:space="preserve">17-AP-05009 &amp; 17-AP-05010</w:t>
+              <w:t xml:space="preserve">17-AP</w:t>
+              <w:noBreakHyphen/>
+              <w:t xml:space="preserve">05009</w:t>
+            </w:r>
+            <w:r>
+              <w:t xml:space="preserve"> </w:t>
+            </w:r>
+            <w:r>
+              <w:t xml:space="preserve">&amp;</w:t>
+            </w:r>
+            <w:r>
+              <w:t xml:space="preserve"> </w:t>
+            </w:r>
+            <w:r>
+              <w:t xml:space="preserve">17-AP</w:t>
+              <w:noBreakHyphen/>
+              <w:t xml:space="preserve">05010</w:t>
             </w:r>
           </w:p>
         </w:tc>
@@ -315,25 +593,31 @@
     </w:tbl>
     <w:p>
       <w:pPr>
-        <w:pStyle w:val="Gap16"/>
-      </w:pPr>
-    </w:p>
-    <w:p>
-      <w:pPr>
-        <w:pStyle w:val="CenteredHead"/>
-      </w:pPr>
-      <w:r>
+        <w:spacing w:before="0" w:after="0" w:line="480" w:lineRule="exact"/>
+      </w:pPr>
+    </w:p>
+    <w:p>
+      <w:pPr>
+        <w:spacing w:before="0" w:after="0" w:line="480" w:lineRule="exact"/>
+        <w:ind w:left="0" w:firstLine="0"/>
+        <w:jc w:val="center"/>
+      </w:pPr>
+      <w:r>
+        <w:rPr>
+          <w:b/>
+          <w:bCs/>
+        </w:rPr>
         <w:t xml:space="preserve">DEFENDANTS’ MOTION TO DISMISS AND MEMORANDUM IN SUPPORT</w:t>
       </w:r>
     </w:p>
     <w:p>
       <w:pPr>
-        <w:pStyle w:val="Gap16"/>
-      </w:pPr>
-    </w:p>
-    <w:p>
-      <w:pPr>
-        <w:pStyle w:val="NumberedPara"/>
+        <w:spacing w:before="0" w:after="0" w:line="480" w:lineRule="exact"/>
+      </w:pPr>
+    </w:p>
+    <w:p>
+      <w:pPr>
+        <w:pStyle w:val="NumberedParagraph"/>
       </w:pPr>
       <w:r>
         <w:t xml:space="preserve">1.</w:t>
@@ -355,7 +639,13 @@
         <w:t xml:space="preserve">DAGS II, LLC v. Huntington Nat’l Bank</w:t>
       </w:r>
       <w:r>
-        <w:t xml:space="preserve">, – F.3d –, No. 16-2332, 2017 WL 3184548, at *1 (6th Cir. July 27, 2017). Plaintiffs Karen Thomas, Gary Brooks, and Mary Gillespie-Brooks contend that Defendants violated the federal Fair Debt Collection Practices Act and Bankruptcy Rules by filing proofs of claim for their defaulted credit card debts that incorrectly indicated that the claims did not include interest or fees in addition to their principal amounts. On the other hand, Defendants Midland Funding, LLC, and Midland Credit Management, Inc., submit that, because they did not assess any interest charges after Midland Funding purchased and was assigned Plaintiffs’ credit card accounts, each of the proofs of claim at issue correctly characterizes the entire claim amount as</w:t>
+        <w:t xml:space="preserve">, – F.3d –, No. 16</w:t>
+      </w:r>
+      <w:r>
+        <w:noBreakHyphen/>
+      </w:r>
+      <w:r>
+        <w:t xml:space="preserve">2332, 2017 WL 3184548, at *1 (6th Cir. July 27, 2017). Plaintiffs Karen Thomas, Gary Brooks, and Mary Gillespie-Brooks contend that Defendants violated the federal Fair Debt Collection Practices Act and Bankruptcy Rules by filing proofs of claim for their defaulted credit card debts that incorrectly indicated that the claims did not include interest or fees in addition to their principal amounts. On the other hand, Defendants Midland Funding, LLC, and Midland Credit Management, Inc., submit that, because they did not assess any interest charges after Midland Funding purchased and was assigned Plaintiffs’ credit card accounts, each of the proofs of claim at issue correctly characterizes the entire claim amount as</w:t>
       </w:r>
       <w:r>
         <w:t xml:space="preserve"> </w:t>
@@ -366,7 +656,7 @@
     </w:p>
     <w:p>
       <w:pPr>
-        <w:pStyle w:val="NumberedPara"/>
+        <w:pStyle w:val="NumberedParagraph"/>
       </w:pPr>
       <w:r>
         <w:t xml:space="preserve">2.</w:t>
@@ -444,17 +734,14 @@
       <w:pPr>
         <w:pStyle w:val="Heading1"/>
       </w:pPr>
-      <w:bookmarkStart w:id="109" w:name="_f17f2e4e96d5e43f9d0d359e48387ca443fa25a"/>
       <w:r>
         <w:t xml:space="preserve">ARGUMENT AND CITATIONS OF AUTHORITY</w:t>
       </w:r>
-      <w:bookmarkEnd w:id="109"/>
     </w:p>
     <w:p>
       <w:pPr>
         <w:pStyle w:val="Heading2"/>
       </w:pPr>
-      <w:bookmarkStart w:id="110" w:name="_bde340d8da810a6d02cc3e385ea35655b92f019"/>
       <w:r>
         <w:t xml:space="preserve">I.</w:t>
       </w:r>
@@ -464,11 +751,10 @@
       <w:r>
         <w:t xml:space="preserve">The Court should dismiss the FDCPA claim asserted in Count 1 because Plaintiffs do not plausibly allege that Midland’s proofs of claim were false, deceptive, or misleading, or that Midland engaged in any unfair or unconscionable conduct.</w:t>
       </w:r>
-      <w:bookmarkEnd w:id="110"/>
-    </w:p>
-    <w:p>
-      <w:pPr>
-        <w:pStyle w:val="NumberedPara"/>
+    </w:p>
+    <w:p>
+      <w:pPr>
+        <w:pStyle w:val="NumberedParagraph"/>
       </w:pPr>
       <w:r>
         <w:t xml:space="preserve">3.</w:t>
@@ -489,25 +775,25 @@
         <w:t xml:space="preserve"> </w:t>
       </w:r>
       <w:r>
-        <w:t xml:space="preserve">constitutes a violation of 15 U.S.C. § 1692e, which prohibits debt collectors from</w:t>
-      </w:r>
-      <w:r>
-        <w:t xml:space="preserve"> </w:t>
-      </w:r>
-      <w:r>
-        <w:t xml:space="preserve">“using false, deceptive, and/or misleading representations”</w:t>
-      </w:r>
-      <w:r>
-        <w:t xml:space="preserve"> </w:t>
-      </w:r>
-      <w:r>
-        <w:t xml:space="preserve">in attempting to collect a debt. (Doc. 1, ¶ 67). Second, Plaintiffs also assert a claim under 15 U.S.C. § 1692f, based on their allegation that Midland’s</w:t>
-      </w:r>
-      <w:r>
-        <w:t xml:space="preserve"> </w:t>
-      </w:r>
-      <w:r>
-        <w:t xml:space="preserve">“standard practice of filing Proofs of Claim without complying with Federal Rule of Bankruptcy Procedure 3001(c)(2)(A) and without having the ability to comply with Federal Rule of Bankruptcy Procedure 3001(c)(3)(B)”</w:t>
+        <w:t xml:space="preserve">constitutes a violation of 15 U.S.C. § 1692e, which prohibits debt collectors from</w:t>
+      </w:r>
+      <w:r>
+        <w:t xml:space="preserve"> </w:t>
+      </w:r>
+      <w:r>
+        <w:t xml:space="preserve">“using false, deceptive, and/​or misleading representations”</w:t>
+      </w:r>
+      <w:r>
+        <w:t xml:space="preserve"> </w:t>
+      </w:r>
+      <w:r>
+        <w:t xml:space="preserve">in attempting to collect a debt. (Doc. 1, ¶ 67). Second, Plaintiffs also assert a claim under 15 U.S.C. § 1692f, based on their allegation that Midland’s</w:t>
+      </w:r>
+      <w:r>
+        <w:t xml:space="preserve"> </w:t>
+      </w:r>
+      <w:r>
+        <w:t xml:space="preserve">“standard practice of filing Proofs of Claim without complying with Federal Rule of Bankruptcy Procedure 3001(c)⁠(2)⁠(A) and without having the ability to comply with Federal Rule of Bankruptcy Procedure 3001(c)⁠(3)⁠(B)”</w:t>
       </w:r>
       <w:r>
         <w:t xml:space="preserve"> </w:t>
@@ -535,12 +821,12 @@
         <w:t xml:space="preserve">Id.</w:t>
       </w:r>
       <w:r>
-        <w:t xml:space="preserve">, ¶ 68). Neither claim sustains scrutiny under Rule 12(b)(6), however.</w:t>
-      </w:r>
-    </w:p>
-    <w:p>
-      <w:pPr>
-        <w:pStyle w:val="NumberedPara"/>
+        <w:t xml:space="preserve">, ¶ 68). Neither claim sustains scrutiny under Rule 12(b)⁠(6), however.</w:t>
+      </w:r>
+    </w:p>
+    <w:p>
+      <w:pPr>
+        <w:pStyle w:val="NumberedParagraph"/>
       </w:pPr>
       <w:r>
         <w:t xml:space="preserve">4.</w:t>
@@ -549,7 +835,7 @@
         <w:tab/>
       </w:r>
       <w:r>
-        <w:t xml:space="preserve">Plaintiffs fail to state a claim under § 1692e because they have not plausibly alleged that Midland’s proofs of claim were materially false, deceptive, or misleading to their relevant recipients—here, a</w:t>
+        <w:t xml:space="preserve">Plaintiffs fail to state a claim under § 1692e because they have not plausibly alleged that Midland’s proofs of claim were materially false, deceptive, or misleading to their relevant recipients—here, a</w:t>
       </w:r>
       <w:r>
         <w:t xml:space="preserve"> </w:t>
@@ -561,7 +847,7 @@
         <w:t xml:space="preserve"> </w:t>
       </w:r>
       <w:r>
-        <w:t xml:space="preserve">with the right to object to the proofs of claim under 11 U.S.C. § 502(b) and request their disallowance. And as for their claims under § 1692f, even assuming that Plaintiffs were correct that the itemization included with Midland’s original proofs of claim did not comport with the requirements of Rule 3001(c)(2)(B) (a legal conclusion this Court need not accept as true), Plaintiffs fail to so much as allege how or why such a procedural misstep rises to the level of</w:t>
+        <w:t xml:space="preserve">with the right to object to the proofs of claim under 11 U.S.C. § 502(b) and request their disallowance. And as for their claims under § 1692f, even assuming that Plaintiffs were correct that the itemization included with Midland’s original proofs of claim did not comport with the requirements of Rule 3001(c)⁠(2)⁠(B) (a legal conclusion this Court need not accept as true), Plaintiffs fail to so much as allege how or why such a procedural misstep rises to the level of</w:t>
       </w:r>
       <w:r>
         <w:t xml:space="preserve"> </w:t>
@@ -592,7 +878,6 @@
       <w:pPr>
         <w:pStyle w:val="Heading3"/>
       </w:pPr>
-      <w:bookmarkStart w:id="111" w:name="_a8c3d467032e3a7e8a318884f373adb440ed2a1"/>
       <w:r>
         <w:t xml:space="preserve">A.</w:t>
       </w:r>
@@ -600,13 +885,12 @@
         <w:tab/>
       </w:r>
       <w:r>
-        <w:t xml:space="preserve">Plaintiffs fail to state a claim under § 1692e because any alleged misrepresentation on the proof of claim form that the claims do not include interest or fees is neither false nor materially deceptive or misleading to the relevant parties in interest.</w:t>
-      </w:r>
-      <w:bookmarkEnd w:id="111"/>
-    </w:p>
-    <w:p>
-      <w:pPr>
-        <w:pStyle w:val="NumberedPara"/>
+        <w:t xml:space="preserve">Plaintiffs fail to state a claim under § 1692e because any alleged misrepresentation on the proof of claim form that the claims do not include interest or fees is neither false nor materially deceptive or misleading to the relevant parties in interest.</w:t>
+      </w:r>
+    </w:p>
+    <w:p>
+      <w:pPr>
+        <w:pStyle w:val="NumberedParagraph"/>
       </w:pPr>
       <w:r>
         <w:t xml:space="preserve">5.</w:t>
@@ -627,7 +911,7 @@
         <w:t xml:space="preserve"> </w:t>
       </w:r>
       <w:r>
-        <w:t xml:space="preserve">representation in attempting to collect a debt, its statutory ambit is constrained by the decisional gloss from the Fourth Circuit, which has joined other courts in interpreting § 1692e to include a materiality requirement. In other words,</w:t>
+        <w:t xml:space="preserve">representation in attempting to collect a debt, its statutory ambit is constrained by the decisional gloss from the Fourth Circuit, which has joined other courts in interpreting § 1692e to include a materiality requirement. In other words,</w:t>
       </w:r>
       <w:r>
         <w:t xml:space="preserve"> </w:t>
@@ -682,7 +966,7 @@
     </w:p>
     <w:p>
       <w:pPr>
-        <w:pStyle w:val="NumberedPara"/>
+        <w:pStyle w:val="NumberedParagraph"/>
       </w:pPr>
       <w:r>
         <w:t xml:space="preserve">6.</w:t>
@@ -713,7 +997,7 @@
         <w:t xml:space="preserve"> </w:t>
       </w:r>
       <w:r>
-        <w:t xml:space="preserve">(defining materiality for purposes of § 1692e). As countless courts have recognized, § 502(b) provides the exclusive bases for lodging an objection to a creditor’s claim. In other words, even assuming that Midland’s proofs of claim included a</w:t>
+        <w:t xml:space="preserve">(defining materiality for purposes of § 1692e). As countless courts have recognized, § 502(b) provides the exclusive bases for lodging an objection to a creditor’s claim. In other words, even assuming that Midland’s proofs of claim included a</w:t>
       </w:r>
       <w:r>
         <w:t xml:space="preserve"> </w:t>
@@ -742,7 +1026,7 @@
     </w:p>
     <w:p>
       <w:pPr>
-        <w:pStyle w:val="NumberedPara"/>
+        <w:pStyle w:val="NumberedParagraph"/>
       </w:pPr>
       <w:r>
         <w:t xml:space="preserve">7.</w:t>
@@ -773,7 +1057,7 @@
         <w:t xml:space="preserve"> </w:t>
       </w:r>
       <w:r>
-        <w:t xml:space="preserve">“may cause a creditor to forfeit the evidentiary presumption of validity of the claim under Rule 3001(f) and potentially suffer sanctions under Rule 3001(c)(2)(D), such failure is a far cry from being misleading or deceptive under the FDCPA or otherwise.”</w:t>
+        <w:t xml:space="preserve">“may cause a creditor to forfeit the evidentiary presumption of validity of the claim under Rule 3001(f) and potentially suffer sanctions under Rule 3001(c)⁠(2)⁠(D), such failure is a far cry from being misleading or deceptive under the FDCPA or otherwise.”</w:t>
       </w:r>
       <w:r>
         <w:t xml:space="preserve"> </w:t>
@@ -786,12 +1070,18 @@
         <w:t xml:space="preserve">In re Ellswick</w:t>
       </w:r>
       <w:r>
-        <w:t xml:space="preserve">, No. 15-41196-JJR13, 2016 WL 6902463, at *5 (Bankr. N.D. Ala. Nov. 23, 2016).</w:t>
-      </w:r>
-    </w:p>
-    <w:p>
-      <w:pPr>
-        <w:pStyle w:val="NumberedPara"/>
+        <w:t xml:space="preserve">, No. 15</w:t>
+      </w:r>
+      <w:r>
+        <w:noBreakHyphen/>
+      </w:r>
+      <w:r>
+        <w:t xml:space="preserve">41196-JJR13, 2016 WL 6902463, at *5 (Bankr. N.D. Ala. Nov. 23, 2016).</w:t>
+      </w:r>
+    </w:p>
+    <w:p>
+      <w:pPr>
+        <w:pStyle w:val="NumberedParagraph"/>
       </w:pPr>
       <w:r>
         <w:t xml:space="preserve">8.</w:t>
@@ -800,7 +1090,7 @@
         <w:tab/>
       </w:r>
       <w:r>
-        <w:t xml:space="preserve">Plaintiffs also fail to state a claim under § 1692e because, even putting aside the fact that the misrepresentations they’ve alleged are not the basis for objecting to Midland’s claims, the assertion of whether or not Midland’s proofs of claim includes interest, and if so, in what amount, is not materially deceptive or misleading to the relevant audience. The Fourth Circuit previously has analyzed whether an FDCPA-governed communication could be misleading from the perspective of the hypothetical</w:t>
+        <w:t xml:space="preserve">Plaintiffs also fail to state a claim under § 1692e because, even putting aside the fact that the misrepresentations they’ve alleged are not the basis for objecting to Midland’s claims, the assertion of whether or not Midland’s proofs of claim includes interest, and if so, in what amount, is not materially deceptive or misleading to the relevant audience. The Fourth Circuit previously has analyzed whether an FDCPA-governed communication could be misleading from the perspective of the hypothetical</w:t>
       </w:r>
       <w:r>
         <w:t xml:space="preserve"> </w:t>
@@ -849,7 +1139,7 @@
     </w:p>
     <w:p>
       <w:pPr>
-        <w:pStyle w:val="NumberedPara"/>
+        <w:pStyle w:val="NumberedParagraph"/>
       </w:pPr>
       <w:r>
         <w:t xml:space="preserve">9.</w:t>
@@ -930,7 +1220,7 @@
         <w:t xml:space="preserve"> </w:t>
       </w:r>
       <w:r>
-        <w:t xml:space="preserve">“The audience in Chapter 13 bankruptcy cases includes a trustee, 11 U.S.C. § 1302(a), who must examine proofs of claim and, where appropriate, pose an objection . . . . And that trustee is likely to understand that, as the Code says, a proof of claim is a statement by the creditor that he or she has a right to payment subject to disallowance (including disallowance based upon, and following, the trustee’s objection for untimeliness).”</w:t>
+        <w:t xml:space="preserve">“The audience in Chapter 13 bankruptcy cases includes a trustee, 11 U.S.C. § 1302(a), who must examine proofs of claim and, where appropriate, pose an objection . . . . And that trustee is likely to understand that, as the Code says, a proof of claim is a statement by the creditor that he or she has a right to payment subject to disallowance (including disallowance based upon, and following, the trustee’s objection for untimeliness).”</w:t>
       </w:r>
       <w:r>
         <w:t xml:space="preserve"> </w:t>
@@ -946,7 +1236,7 @@
         <w:t xml:space="preserve"> </w:t>
       </w:r>
       <w:r>
-        <w:t xml:space="preserve">(citing 11 U.S.C. §§ 101(5)(A), 502(b), 704(a)(5), 1302(b)(1)). Thus, as in</w:t>
+        <w:t xml:space="preserve">(citing 11 U.S.C. §§ 101(5)⁠(A), 502(b), 704(a)⁠(5), 1302(b)⁠(1)). Thus, as in</w:t>
       </w:r>
       <w:r>
         <w:t xml:space="preserve"> </w:t>
@@ -959,12 +1249,12 @@
         <w:t xml:space="preserve">Johnson</w:t>
       </w:r>
       <w:r>
-        <w:t xml:space="preserve">, the materiality of Midland’s allegedly false assertion that its claims did not include interest should be judged not from the perspective of the least sophisticated consumer, but from the perspective of its audience—here, the debtor’s bankruptcy attorney, the bankruptcy trustee, and/or the bankruptcy court.</w:t>
-      </w:r>
-    </w:p>
-    <w:p>
-      <w:pPr>
-        <w:pStyle w:val="NumberedPara"/>
+        <w:t xml:space="preserve">, the materiality of Midland’s allegedly false assertion that its claims did not include interest should be judged not from the perspective of the least sophisticated consumer, but from the perspective of its audience—here, the debtor’s bankruptcy attorney, the bankruptcy trustee, and/​or the bankruptcy court.</w:t>
+      </w:r>
+    </w:p>
+    <w:p>
+      <w:pPr>
+        <w:pStyle w:val="NumberedParagraphNote"/>
       </w:pPr>
       <w:r>
         <w:t xml:space="preserve">10.</w:t>
@@ -1030,7 +1320,7 @@
         <w:t xml:space="preserve"> </w:t>
       </w:r>
       <w:r>
-        <w:t xml:space="preserve">11 U.S.C. § 704(a)(5) (emphasis added). And even then, a trustee is relieved of any duty to interpose an objection if</w:t>
+        <w:t xml:space="preserve">11 U.S.C. § 704(a)⁠(5) (emphasis added). And even then, a trustee is relieved of any duty to interpose an objection if</w:t>
       </w:r>
       <w:r>
         <w:t xml:space="preserve"> </w:t>
@@ -1070,13 +1360,19 @@
         <w:t xml:space="preserve"> </w:t>
       </w:r>
       <w:r>
-        <w:t xml:space="preserve">¶ 4002.05[2], at 4002-11 (Alan N. Resnick &amp; Henry J. Sommer eds., 16th ed. 2016). Here, the trustee apparently chose not to file an objection to any of Midland’s claims on the grounds that Plaintiffs have asserted here (or on any other grounds, for that matter), because no purpose would be served, since both debtors’ confirmed Chapter 13 plans do not propose to pay 100% of claims filed by their unsecured creditors.</w:t>
+        <w:t xml:space="preserve">¶ 4002.05[2], at 4002</w:t>
+      </w:r>
+      <w:r>
+        <w:noBreakHyphen/>
+      </w:r>
+      <w:r>
+        <w:t xml:space="preserve">11 (Alan N. Resnick &amp; Henry J. Sommer eds., 16th ed. 2016). Here, the trustee apparently chose not to file an objection to any of Midland’s claims on the grounds that Plaintiffs have asserted here (or on any other grounds, for that matter), because no purpose would be served, since both debtors’ confirmed Chapter 13 plans do not propose to pay 100% of claims filed by their unsecured creditors.</w:t>
       </w:r>
       <w:r>
         <w:rPr>
           <w:rStyle w:val="FootnoteReference"/>
         </w:rPr>
-        <w:footnoteReference w:id="112"/>
+        <w:footnoteReference w:id="9"/>
       </w:r>
       <w:r>
         <w:t xml:space="preserve"> </w:t>
@@ -1111,7 +1407,7 @@
     </w:p>
     <w:p>
       <w:pPr>
-        <w:pStyle w:val="NumberedPara"/>
+        <w:pStyle w:val="NumberedParagraph"/>
       </w:pPr>
       <w:r>
         <w:t xml:space="preserve">11.</w:t>
@@ -1120,7 +1416,7 @@
         <w:tab/>
       </w:r>
       <w:r>
-        <w:t xml:space="preserve">While it’s clear that any alleged misrepresentation regarding the interest component of Midland’s claim would not have been material to its intended audience, the trustee, Plaintiffs’ § 1692e claims also fail even under the ordinary least sophisticated consumer standard that the Fourth Circuit has applied in the past. For example, the Court in</w:t>
+        <w:t xml:space="preserve">While it’s clear that any alleged misrepresentation regarding the interest component of Midland’s claim would not have been material to its intended audience, the trustee, Plaintiffs’ § 1692e claims also fail even under the ordinary least sophisticated consumer standard that the Fourth Circuit has applied in the past. For example, the Court in</w:t>
       </w:r>
       <w:r>
         <w:t xml:space="preserve"> </w:t>
@@ -1217,7 +1513,7 @@
         <w:t xml:space="preserve">, 137 S. Ct. 1407, slip op. at 5 (</w:t>
       </w:r>
       <w:r>
-        <w:t xml:space="preserve">“[A] proof of claim is a statement by the creditor that he or she has a right to payment subject to disallowance . . . .”</w:t>
+        <w:t xml:space="preserve">“[A] proof of claim is a statement by the creditor that he or she has a right to payment subject to disallowance . . . .”</w:t>
       </w:r>
       <w:r>
         <w:t xml:space="preserve">). Even accepting Plaintiffs’ allegations as true, it is undisputed that each of Midland’s proofs of claim, like the hypothetical demand letter in</w:t>
@@ -1264,12 +1560,12 @@
         <w:t xml:space="preserve"> </w:t>
       </w:r>
       <w:r>
-        <w:t xml:space="preserve">and therefore not actionable, under any standard applicable to Plaintiffs’ § 1692e claim.</w:t>
-      </w:r>
-    </w:p>
-    <w:p>
-      <w:pPr>
-        <w:pStyle w:val="NumberedPara"/>
+        <w:t xml:space="preserve">and therefore not actionable, under any standard applicable to Plaintiffs’ § 1692e claim.</w:t>
+      </w:r>
+    </w:p>
+    <w:p>
+      <w:pPr>
+        <w:pStyle w:val="NumberedParagraph"/>
       </w:pPr>
       <w:r>
         <w:t xml:space="preserve">12.</w:t>
@@ -1302,19 +1598,19 @@
         <w:t xml:space="preserve"> </w:t>
       </w:r>
       <w:r>
-        <w:t xml:space="preserve">also is not an actionable representation under § 1692e. Plaintiffs also attempt to state a claim under § 1692e based on</w:t>
-      </w:r>
-      <w:r>
-        <w:t xml:space="preserve"> </w:t>
-      </w:r>
-      <w:r>
-        <w:t xml:space="preserve">“the false assertion . . . that Defendants had a reasonable belief in the accuracy of the information [in each Proof of Claim].”</w:t>
-      </w:r>
-      <w:r>
-        <w:t xml:space="preserve"> </w:t>
-      </w:r>
-      <w:r>
-        <w:t xml:space="preserve">(Doc. 1, ¶ 67). They assert that</w:t>
+        <w:t xml:space="preserve">also is not an actionable representation under § 1692e. Plaintiffs also attempt to state a claim under § 1692e based on</w:t>
+      </w:r>
+      <w:r>
+        <w:t xml:space="preserve"> </w:t>
+      </w:r>
+      <w:r>
+        <w:t xml:space="preserve">“the false assertion . . . that Defendants had a reasonable belief in the accuracy of the information [in each Proof of Claim].”</w:t>
+      </w:r>
+      <w:r>
+        <w:t xml:space="preserve"> </w:t>
+      </w:r>
+      <w:r>
+        <w:t xml:space="preserve">(Doc. 1, ¶ 67). They assert that</w:t>
       </w:r>
       <w:r>
         <w:t xml:space="preserve"> </w:t>
@@ -1336,7 +1632,7 @@
         <w:t xml:space="preserve">id.</w:t>
       </w:r>
       <w:r>
-        <w:t xml:space="preserve">, ¶ 24) for two reasons: (1)</w:t>
+        <w:t xml:space="preserve">, ¶ 24) for two reasons: (1)</w:t>
       </w:r>
       <w:r>
         <w:t xml:space="preserve"> </w:t>
@@ -1358,7 +1654,13 @@
         <w:t xml:space="preserve">In re Rachel R. Maddux</w:t>
       </w:r>
       <w:r>
-        <w:t xml:space="preserve">, Case No. 15-33574-KRH, in the U.S. Bankruptcy Court for the Eastern District of Virginia.” (</w:t>
+        <w:t xml:space="preserve">, Case No. 15</w:t>
+      </w:r>
+      <w:r>
+        <w:noBreakHyphen/>
+      </w:r>
+      <w:r>
+        <w:t xml:space="preserve">33574-KRH, in the U.S. Bankruptcy Court for the Eastern District of Virginia.” (</w:t>
       </w:r>
       <w:r>
         <w:rPr>
@@ -1375,15 +1677,13 @@
       <w:pPr>
         <w:pStyle w:val="Heading1"/>
       </w:pPr>
-      <w:bookmarkStart w:id="113" w:name="_conclusion"/>
       <w:r>
         <w:t xml:space="preserve">CONCLUSION</w:t>
       </w:r>
-      <w:bookmarkEnd w:id="113"/>
-    </w:p>
-    <w:p>
-      <w:pPr>
-        <w:pStyle w:val="NumberedPara"/>
+    </w:p>
+    <w:p>
+      <w:pPr>
+        <w:pStyle w:val="NumberedParagraph"/>
       </w:pPr>
       <w:r>
         <w:t xml:space="preserve">26.</w:t>
@@ -1392,51 +1692,33 @@
         <w:tab/>
       </w:r>
       <w:r>
-        <w:t xml:space="preserve">Midland Funding, LLC and Midland Credit Management, Inc. reserve all rights under applicable law to assert and allege any additional defenses as such defense may become known during later proceedings or discovery related to the above-captioned bankruptcy cases and adversary proceedings. Nothing herein shall be construed to be a waiver of any of Midland Funding, LLC’s and Midland Credit Management, Inc.’s defenses, rights, or claims related to Plaintiff’s complaint and bankruptcy cases.</w:t>
-      </w:r>
-    </w:p>
-    <w:p>
-      <w:pPr>
-        <w:pStyle w:val="BodyKeep"/>
-      </w:pPr>
-      <w:r>
-        <w:t xml:space="preserve">WHEREFORE, Defendants Midland Funding, LLC and Midland Credit Management, Inc. request that the Court enter an Order that dismisses with prejudice the complaints in the above-captioned adversary proceedings; that Plaintiffs receive no award for damages, costs, or fees, of any sort, in connection with the complaints, and that the Court award to Midland Funding, LLC and Midland Credit Management, Inc. any other relief that is proper.</w:t>
-      </w:r>
-    </w:p>
-    <w:p>
-      <w:pPr>
-        <w:pStyle w:val="Gap16"/>
-      </w:pPr>
-    </w:p>
-    <w:p>
-      <w:pPr>
-        <w:pStyle w:val="SingleKeep"/>
-      </w:pPr>
-      <w:r>
-        <w:t xml:space="preserve">Dated: </w:t>
-      </w:r>
-      <w:r>
-        <w:t xml:space="preserve">August 7, 2017</w:t>
-      </w:r>
-    </w:p>
-    <w:p>
-      <w:pPr>
-        <w:pStyle w:val="Gap6"/>
+        <w:t xml:space="preserve">Midland Funding, LLC and Midland Credit Management, Inc. reserve all rights under applicable law to assert and allege any additional defenses as such defense may become known during later proceedings or discovery related to the above-captioned bankruptcy cases and adversary proceedings. Nothing herein shall be construed to be a waiver of any of Midland Funding, LLC’s and Midland Credit Management, Inc.’s defenses, rights, or claims related to Plaintiff’s complaint and bankruptcy cases.</w:t>
+      </w:r>
+    </w:p>
+    <w:p>
+      <w:pPr>
+        <w:pStyle w:val="BodyText"/>
+      </w:pPr>
+      <w:r>
+        <w:t xml:space="preserve">WHEREFORE, Defendants Midland Funding, LLC and Midland Credit Management, Inc. request that the Court enter an Order that dismisses with prejudice the complaints in the above-captioned adversary proceedings; that Plaintiffs receive no award for damages, costs, or fees, of any sort, in connection with the complaints, and that the Court award to Midland Funding, LLC and Midland Credit Management, Inc. any other relief that is proper.</w:t>
+      </w:r>
+    </w:p>
+    <w:p>
+      <w:pPr>
+        <w:spacing w:before="0" w:after="0" w:line="480" w:lineRule="exact"/>
       </w:pPr>
     </w:p>
     <w:tbl>
       <w:tblPr>
         <w:tblW w:w="9360" w:type="dxa"/>
-        <w:tblBorders>
-          <w:top w:val="nil"/>
-          <w:left w:val="nil"/>
-          <w:bottom w:val="nil"/>
-          <w:right w:val="nil"/>
-          <w:insideH w:val="nil"/>
-          <w:insideV w:val="nil"/>
-        </w:tblBorders>
         <w:tblLayout w:type="fixed"/>
-        <w:tblLook w:val="0000" w:firstRow="0" w:lastRow="0" w:firstColumn="0" w:lastColumn="0" w:noHBand="1" w:noVBand="1"/>
+        <w:tblCellMar>
+          <w:top w:w="0" w:type="dxa"/>
+          <w:left w:w="0" w:type="dxa"/>
+          <w:bottom w:w="0" w:type="dxa"/>
+          <w:right w:w="0" w:type="dxa"/>
+        </w:tblCellMar>
+        <w:tblLook w:val="0000" w:firstRow="0" w:lastRow="0" w:firstColumn="0" w:lastColumn="0" w:noHBand="0" w:noVBand="0"/>
       </w:tblPr>
       <w:tblGrid>
         <w:gridCol w:w="4896"/>
@@ -1450,107 +1732,342 @@
         <w:tc>
           <w:tcPr>
             <w:tcW w:w="4896" w:type="dxa"/>
-            <w:tcMar>
-              <w:top w:w="0" w:type="dxa"/>
-              <w:left w:w="0" w:type="dxa"/>
-              <w:bottom w:w="0" w:type="dxa"/>
-              <w:right w:w="0" w:type="dxa"/>
-            </w:tcMar>
           </w:tcPr>
           <w:p>
             <w:pPr>
-              <w:pStyle w:val="SingleKeep"/>
+              <w:spacing w:before="0" w:after="0" w:line="276" w:lineRule="exact"/>
+              <w:ind w:left="0" w:firstLine="0"/>
+              <w:jc w:val="left"/>
             </w:pPr>
             <w:r>
-              <w:t xml:space="preserve">Timothy G. Moore, Esq. (VSB No. 31698)</w:t>
+              <w:t xml:space="preserve">Dated: </w:t>
+            </w:r>
+            <w:r>
+              <w:t xml:space="preserve">August</w:t>
+            </w:r>
+            <w:r>
+              <w:t xml:space="preserve"> </w:t>
+            </w:r>
+            <w:r>
+              <w:t xml:space="preserve">7,</w:t>
+            </w:r>
+            <w:r>
+              <w:t xml:space="preserve"> </w:t>
+            </w:r>
+            <w:r>
+              <w:t xml:space="preserve">2017</w:t>
             </w:r>
           </w:p>
           <w:p>
             <w:pPr>
-              <w:pStyle w:val="SingleKeep"/>
+              <w:spacing w:before="120" w:after="0" w:line="276" w:lineRule="exact"/>
+              <w:ind w:left="0" w:firstLine="0"/>
+              <w:jc w:val="left"/>
             </w:pPr>
             <w:r>
-              <w:t xml:space="preserve">James K. Donaldson, Esq. (VSB No. 80307)</w:t>
+              <w:t xml:space="preserve">Timothy</w:t>
+            </w:r>
+            <w:r>
+              <w:t xml:space="preserve"> </w:t>
+            </w:r>
+            <w:r>
+              <w:t xml:space="preserve">G.</w:t>
+            </w:r>
+            <w:r>
+              <w:t xml:space="preserve"> </w:t>
+            </w:r>
+            <w:r>
+              <w:t xml:space="preserve">Moore,</w:t>
+            </w:r>
+            <w:r>
+              <w:t xml:space="preserve"> </w:t>
+            </w:r>
+            <w:r>
+              <w:t xml:space="preserve">Esq.</w:t>
+            </w:r>
+            <w:r>
+              <w:t xml:space="preserve"> </w:t>
+            </w:r>
+            <w:r>
+              <w:t xml:space="preserve">(VSB</w:t>
+            </w:r>
+            <w:r>
+              <w:t xml:space="preserve"> </w:t>
+            </w:r>
+            <w:r>
+              <w:t xml:space="preserve">No.</w:t>
+            </w:r>
+            <w:r>
+              <w:t xml:space="preserve"> </w:t>
+            </w:r>
+            <w:r>
+              <w:t xml:space="preserve">31698)</w:t>
             </w:r>
           </w:p>
           <w:p>
             <w:pPr>
-              <w:pStyle w:val="SingleKeep"/>
+              <w:spacing w:before="0" w:after="0" w:line="276" w:lineRule="exact"/>
+              <w:ind w:left="0" w:firstLine="0"/>
+              <w:jc w:val="left"/>
             </w:pPr>
             <w:r>
-              <w:t xml:space="preserve">SPOTTS FAIN PC</w:t>
+              <w:t xml:space="preserve">James</w:t>
+            </w:r>
+            <w:r>
+              <w:t xml:space="preserve"> </w:t>
+            </w:r>
+            <w:r>
+              <w:t xml:space="preserve">K.</w:t>
+            </w:r>
+            <w:r>
+              <w:t xml:space="preserve"> </w:t>
+            </w:r>
+            <w:r>
+              <w:t xml:space="preserve">Donaldson,</w:t>
+            </w:r>
+            <w:r>
+              <w:t xml:space="preserve"> </w:t>
+            </w:r>
+            <w:r>
+              <w:t xml:space="preserve">Esq.</w:t>
+            </w:r>
+            <w:r>
+              <w:t xml:space="preserve"> </w:t>
+            </w:r>
+            <w:r>
+              <w:t xml:space="preserve">(VSB</w:t>
+            </w:r>
+            <w:r>
+              <w:t xml:space="preserve"> </w:t>
+            </w:r>
+            <w:r>
+              <w:t xml:space="preserve">No.</w:t>
+            </w:r>
+            <w:r>
+              <w:t xml:space="preserve"> </w:t>
+            </w:r>
+            <w:r>
+              <w:t xml:space="preserve">80307)</w:t>
             </w:r>
           </w:p>
           <w:p>
             <w:pPr>
-              <w:pStyle w:val="SingleKeep"/>
+              <w:spacing w:before="0" w:after="0" w:line="276" w:lineRule="exact"/>
+              <w:ind w:left="0" w:firstLine="0"/>
+              <w:jc w:val="left"/>
             </w:pPr>
             <w:r>
-              <w:t xml:space="preserve">411 East Franklin Street, Suite 600</w:t>
+              <w:t xml:space="preserve">SPOTTS</w:t>
+            </w:r>
+            <w:r>
+              <w:t xml:space="preserve"> </w:t>
+            </w:r>
+            <w:r>
+              <w:t xml:space="preserve">FAIN</w:t>
+            </w:r>
+            <w:r>
+              <w:t xml:space="preserve"> </w:t>
+            </w:r>
+            <w:r>
+              <w:t xml:space="preserve">PC</w:t>
             </w:r>
           </w:p>
           <w:p>
             <w:pPr>
-              <w:pStyle w:val="SingleKeep"/>
+              <w:spacing w:before="0" w:after="0" w:line="276" w:lineRule="exact"/>
+              <w:ind w:left="0" w:firstLine="0"/>
+              <w:jc w:val="left"/>
             </w:pPr>
             <w:r>
-              <w:t xml:space="preserve">Richmond, Virginia 23219</w:t>
+              <w:t xml:space="preserve">411</w:t>
+            </w:r>
+            <w:r>
+              <w:t xml:space="preserve"> </w:t>
+            </w:r>
+            <w:r>
+              <w:t xml:space="preserve">East</w:t>
+            </w:r>
+            <w:r>
+              <w:t xml:space="preserve"> </w:t>
+            </w:r>
+            <w:r>
+              <w:t xml:space="preserve">Franklin</w:t>
+            </w:r>
+            <w:r>
+              <w:t xml:space="preserve"> </w:t>
+            </w:r>
+            <w:r>
+              <w:t xml:space="preserve">Street,</w:t>
+            </w:r>
+            <w:r>
+              <w:t xml:space="preserve"> </w:t>
+            </w:r>
+            <w:r>
+              <w:t xml:space="preserve">Suite</w:t>
+            </w:r>
+            <w:r>
+              <w:t xml:space="preserve"> </w:t>
+            </w:r>
+            <w:r>
+              <w:t xml:space="preserve">600</w:t>
             </w:r>
           </w:p>
           <w:p>
             <w:pPr>
-              <w:pStyle w:val="SingleKeep"/>
+              <w:spacing w:before="0" w:after="0" w:line="276" w:lineRule="exact"/>
+              <w:ind w:left="0" w:firstLine="0"/>
+              <w:jc w:val="left"/>
             </w:pPr>
             <w:r>
-              <w:t xml:space="preserve">Telephone: (804) 697-2000</w:t>
+              <w:t xml:space="preserve">Richmond,</w:t>
+            </w:r>
+            <w:r>
+              <w:t xml:space="preserve"> </w:t>
+            </w:r>
+            <w:r>
+              <w:t xml:space="preserve">Virginia</w:t>
+            </w:r>
+            <w:r>
+              <w:t xml:space="preserve"> </w:t>
+            </w:r>
+            <w:r>
+              <w:t xml:space="preserve">23219</w:t>
             </w:r>
           </w:p>
           <w:p>
             <w:pPr>
-              <w:pStyle w:val="SingleKeep"/>
+              <w:spacing w:before="0" w:after="0" w:line="276" w:lineRule="exact"/>
+              <w:ind w:left="0" w:firstLine="0"/>
+              <w:jc w:val="left"/>
             </w:pPr>
             <w:r>
-              <w:t xml:space="preserve">Facsimile: (804) 697-2100</w:t>
+              <w:t xml:space="preserve">Telephone:</w:t>
+            </w:r>
+            <w:r>
+              <w:t xml:space="preserve"> </w:t>
+            </w:r>
+            <w:r>
+              <w:t xml:space="preserve">(804)</w:t>
+            </w:r>
+            <w:r>
+              <w:t xml:space="preserve"> </w:t>
+            </w:r>
+            <w:r>
+              <w:t xml:space="preserve">697</w:t>
+              <w:noBreakHyphen/>
+              <w:t xml:space="preserve">2000</w:t>
             </w:r>
           </w:p>
           <w:p>
             <w:pPr>
-              <w:pStyle w:val="SingleKeep"/>
+              <w:spacing w:before="0" w:after="0" w:line="276" w:lineRule="exact"/>
+              <w:ind w:left="0" w:firstLine="0"/>
+              <w:jc w:val="left"/>
             </w:pPr>
             <w:r>
-              <w:t xml:space="preserve">Counsel for Midland Funding, LLC, and Midland Credit Management, Inc.</w:t>
+              <w:t xml:space="preserve">Facsimile:</w:t>
+            </w:r>
+            <w:r>
+              <w:t xml:space="preserve"> </w:t>
+            </w:r>
+            <w:r>
+              <w:t xml:space="preserve">(804)</w:t>
+            </w:r>
+            <w:r>
+              <w:t xml:space="preserve"> </w:t>
+            </w:r>
+            <w:r>
+              <w:t xml:space="preserve">697</w:t>
+              <w:noBreakHyphen/>
+              <w:t xml:space="preserve">2100</w:t>
+            </w:r>
+          </w:p>
+          <w:p>
+            <w:pPr>
+              <w:spacing w:before="0" w:after="0" w:line="276" w:lineRule="exact"/>
+              <w:ind w:left="0" w:firstLine="0"/>
+              <w:jc w:val="left"/>
+            </w:pPr>
+            <w:r>
+              <w:t xml:space="preserve">Counsel</w:t>
+            </w:r>
+            <w:r>
+              <w:t xml:space="preserve"> </w:t>
+            </w:r>
+            <w:r>
+              <w:t xml:space="preserve">for</w:t>
+            </w:r>
+            <w:r>
+              <w:t xml:space="preserve"> </w:t>
+            </w:r>
+            <w:r>
+              <w:t xml:space="preserve">Midland</w:t>
+            </w:r>
+            <w:r>
+              <w:t xml:space="preserve"> </w:t>
+            </w:r>
+            <w:r>
+              <w:t xml:space="preserve">Funding,</w:t>
+            </w:r>
+            <w:r>
+              <w:t xml:space="preserve"> </w:t>
+            </w:r>
+            <w:r>
+              <w:t xml:space="preserve">LLC,</w:t>
+            </w:r>
+            <w:r>
+              <w:t xml:space="preserve"> </w:t>
+            </w:r>
+            <w:r>
+              <w:t xml:space="preserve">and</w:t>
+            </w:r>
+            <w:r>
+              <w:t xml:space="preserve"> </w:t>
+            </w:r>
+            <w:r>
+              <w:t xml:space="preserve">Midland</w:t>
+            </w:r>
+            <w:r>
+              <w:t xml:space="preserve"> </w:t>
+            </w:r>
+            <w:r>
+              <w:t xml:space="preserve">Credit</w:t>
+            </w:r>
+            <w:r>
+              <w:t xml:space="preserve"> </w:t>
+            </w:r>
+            <w:r>
+              <w:t xml:space="preserve">Management,</w:t>
+            </w:r>
+            <w:r>
+              <w:t xml:space="preserve"> </w:t>
+            </w:r>
+            <w:r>
+              <w:t xml:space="preserve">Inc.</w:t>
             </w:r>
           </w:p>
         </w:tc>
         <w:tc>
           <w:tcPr>
             <w:tcW w:w="288" w:type="dxa"/>
-            <w:tcMar>
-              <w:top w:w="0" w:type="dxa"/>
-              <w:left w:w="0" w:type="dxa"/>
-              <w:bottom w:w="0" w:type="dxa"/>
-              <w:right w:w="0" w:type="dxa"/>
-            </w:tcMar>
           </w:tcPr>
           <w:p>
             <w:pPr>
-              <w:pStyle w:val="SingleKeep"/>
+              <w:spacing w:before="0" w:after="0" w:line="276" w:lineRule="exact"/>
+              <w:ind w:left="0" w:firstLine="0"/>
+              <w:jc w:val="left"/>
             </w:pPr>
           </w:p>
         </w:tc>
         <w:tc>
           <w:tcPr>
             <w:tcW w:w="4176" w:type="dxa"/>
-            <w:tcMar>
-              <w:top w:w="0" w:type="dxa"/>
-              <w:left w:w="0" w:type="dxa"/>
-              <w:bottom w:w="0" w:type="dxa"/>
-              <w:right w:w="0" w:type="dxa"/>
-            </w:tcMar>
           </w:tcPr>
           <w:p>
             <w:pPr>
-              <w:pStyle w:val="SingleKeep"/>
+              <w:spacing w:before="396" w:after="0" w:line="276" w:lineRule="exact"/>
+              <w:ind w:left="0" w:firstLine="0"/>
+              <w:jc w:val="left"/>
             </w:pPr>
             <w:r>
               <w:t xml:space="preserve">Respectfully submitted,</w:t>
@@ -1558,31 +2075,31 @@
           </w:p>
           <w:p>
             <w:pPr>
-              <w:pStyle w:val="SingleKeep"/>
+              <w:spacing w:before="276" w:after="0" w:line="276" w:lineRule="exact"/>
+              <w:ind w:left="0" w:firstLine="0"/>
+              <w:jc w:val="left"/>
             </w:pPr>
+            <w:r>
+              <w:t xml:space="preserve">MIDLAND FUNDING, LLC, AND MIDLAND CREDIT MANAGEMENT, INC.</w:t>
+            </w:r>
           </w:p>
           <w:p>
             <w:pPr>
-              <w:pStyle w:val="SingleKeep"/>
+              <w:spacing w:before="276" w:after="0" w:line="276" w:lineRule="exact"/>
+              <w:ind w:left="0" w:firstLine="0"/>
+              <w:jc w:val="left"/>
             </w:pPr>
             <w:r>
-              <w:t xml:space="preserve">MIDLAND FUNDING, LLC, AND MIDLAND CREDIT MANAGEMENT, INC.</w:t>
-            </w:r>
-          </w:p>
-          <w:p>
-            <w:pPr>
-              <w:pStyle w:val="SingleKeep"/>
-            </w:pPr>
-          </w:p>
-          <w:p>
-            <w:pPr>
-              <w:pStyle w:val="SingleKeep"/>
-            </w:pPr>
-            <w:r>
               <w:t xml:space="preserve">BY: /s/ </w:t>
             </w:r>
             <w:r>
-              <w:t xml:space="preserve">James Donaldson</w:t>
+              <w:t xml:space="preserve">James</w:t>
+            </w:r>
+            <w:r>
+              <w:t xml:space="preserve"> </w:t>
+            </w:r>
+            <w:r>
+              <w:t xml:space="preserve">Donaldson</w:t>
             </w:r>
           </w:p>
         </w:tc>
@@ -1590,283 +2107,1254 @@
     </w:tbl>
     <w:p>
       <w:pPr>
-        <w:pStyle w:val="Gap16"/>
-      </w:pPr>
-    </w:p>
-    <w:p>
-      <w:pPr>
-        <w:pStyle w:val="CenteredHead"/>
-      </w:pPr>
-      <w:r>
+        <w:spacing w:before="0" w:after="0" w:line="480" w:lineRule="exact"/>
+      </w:pPr>
+    </w:p>
+    <w:p>
+      <w:pPr>
+        <w:keepNext/>
+        <w:keepLines/>
+        <w:spacing w:before="0" w:after="0" w:line="480" w:lineRule="exact"/>
+        <w:ind w:left="0" w:firstLine="0"/>
+        <w:jc w:val="center"/>
+      </w:pPr>
+      <w:r>
+        <w:rPr>
+          <w:b/>
+          <w:bCs/>
+        </w:rPr>
         <w:t xml:space="preserve">CERTIFICATE OF SERVICE</w:t>
       </w:r>
     </w:p>
     <w:p>
       <w:pPr>
-        <w:pStyle w:val="BodyKeep"/>
-      </w:pPr>
-      <w:r>
-        <w:t xml:space="preserve">I hereby certify that on August 7, 2017, I caused to be served a true and accurate copy of the foregoing, via CM/ECF, U.S. Mail, and / or via e-mail on the following parties, as well as all other parties that receive CM/ECF notification:</w:t>
-      </w:r>
-    </w:p>
-    <w:p>
-      <w:pPr>
-        <w:pStyle w:val="Gap16"/>
-      </w:pPr>
-    </w:p>
-    <w:p>
-      <w:pPr>
-        <w:pStyle w:val="SingleKeep"/>
-      </w:pPr>
-      <w:r>
-        <w:t xml:space="preserve">Beth C. Driver, Esquire</w:t>
-      </w:r>
-    </w:p>
-    <w:p>
-      <w:pPr>
-        <w:pStyle w:val="SingleKeep"/>
-      </w:pPr>
-      <w:r>
-        <w:t xml:space="preserve">Hannah White Hutman, Esquire</w:t>
-      </w:r>
-    </w:p>
-    <w:p>
-      <w:pPr>
-        <w:pStyle w:val="SingleKeep"/>
-      </w:pPr>
-      <w:r>
-        <w:t xml:space="preserve">Grant D. Penrod, Esquire</w:t>
-      </w:r>
-    </w:p>
-    <w:p>
-      <w:pPr>
-        <w:pStyle w:val="SingleKeep"/>
-      </w:pPr>
-      <w:r>
-        <w:t xml:space="preserve">Hoover Penrod PLC</w:t>
-      </w:r>
-    </w:p>
-    <w:p>
-      <w:pPr>
-        <w:pStyle w:val="SingleKeep"/>
-      </w:pPr>
-      <w:r>
-        <w:t xml:space="preserve">342 S. Main Street</w:t>
-      </w:r>
-    </w:p>
-    <w:p>
-      <w:pPr>
-        <w:pStyle w:val="SingleKeep"/>
-      </w:pPr>
-      <w:r>
-        <w:t xml:space="preserve">Harrisonburg, VA 22801</w:t>
-      </w:r>
-    </w:p>
-    <w:p>
-      <w:pPr>
-        <w:pStyle w:val="SingleKeep"/>
-      </w:pPr>
-      <w:r>
-        <w:t xml:space="preserve">Counsel for Karen M. Thomas, Gary Lyne Brooks, Jr., and Mary Margaret Gillespie-Brooks</w:t>
-      </w:r>
-    </w:p>
-    <w:p>
-      <w:pPr>
-        <w:pStyle w:val="Gap16"/>
-      </w:pPr>
-    </w:p>
-    <w:p>
-      <w:pPr>
-        <w:pStyle w:val="SingleKeep"/>
-      </w:pPr>
-      <w:r>
-        <w:t xml:space="preserve">Timothy E. Cupp, Esquire</w:t>
-      </w:r>
-    </w:p>
-    <w:p>
-      <w:pPr>
-        <w:pStyle w:val="SingleKeep"/>
-      </w:pPr>
-      <w:r>
-        <w:t xml:space="preserve">Shelley Cupp Schulte, PC</w:t>
-      </w:r>
-    </w:p>
-    <w:p>
-      <w:pPr>
-        <w:pStyle w:val="SingleKeep"/>
-      </w:pPr>
-      <w:r>
-        <w:t xml:space="preserve">1951 Evelyn Byrd Ave., Ste. D</w:t>
-      </w:r>
-    </w:p>
-    <w:p>
-      <w:pPr>
-        <w:pStyle w:val="SingleKeep"/>
-      </w:pPr>
-      <w:r>
-        <w:t xml:space="preserve">P O Box 589</w:t>
-      </w:r>
-    </w:p>
-    <w:p>
-      <w:pPr>
-        <w:pStyle w:val="SingleKeep"/>
-      </w:pPr>
-      <w:r>
-        <w:t xml:space="preserve">Harrisonburg, VA 22803</w:t>
-      </w:r>
-    </w:p>
-    <w:p>
-      <w:pPr>
-        <w:pStyle w:val="SingleKeep"/>
-      </w:pPr>
-      <w:r>
-        <w:t xml:space="preserve">Counsel for Karen M. Thomas, Gary Lyne Brooks, Jr., and Mary Margaret Gillespie-Brooks</w:t>
-      </w:r>
-    </w:p>
-    <w:p>
-      <w:pPr>
-        <w:pStyle w:val="Gap16"/>
-      </w:pPr>
-    </w:p>
-    <w:p>
-      <w:pPr>
-        <w:pStyle w:val="SingleKeep"/>
-      </w:pPr>
-      <w:r>
-        <w:t xml:space="preserve">Herbert L Beskin, Esquire</w:t>
-      </w:r>
-    </w:p>
-    <w:p>
-      <w:pPr>
-        <w:pStyle w:val="SingleKeep"/>
-      </w:pPr>
-      <w:r>
-        <w:t xml:space="preserve">PO Box 2103</w:t>
-      </w:r>
-    </w:p>
-    <w:p>
-      <w:pPr>
-        <w:pStyle w:val="SingleKeep"/>
-      </w:pPr>
-      <w:r>
-        <w:t xml:space="preserve">Charlottesville, VA 22902</w:t>
-      </w:r>
-    </w:p>
-    <w:p>
-      <w:pPr>
-        <w:pStyle w:val="SingleKeep"/>
-      </w:pPr>
-      <w:r>
-        <w:t xml:space="preserve">Trustee for Chapter 13 Bankruptcy</w:t>
-      </w:r>
-    </w:p>
-    <w:p>
-      <w:pPr>
-        <w:pStyle w:val="Gap16"/>
-      </w:pPr>
-    </w:p>
-    <w:p>
-      <w:pPr>
-        <w:pStyle w:val="SingleKeep"/>
-      </w:pPr>
-      <w:r>
-        <w:t xml:space="preserve">Thomas D. Domonoske, Esquire</w:t>
-      </w:r>
-    </w:p>
-    <w:p>
-      <w:pPr>
-        <w:pStyle w:val="SingleKeep"/>
-      </w:pPr>
-      <w:r>
-        <w:t xml:space="preserve">Consumer Litigation Associates, P.C.</w:t>
-      </w:r>
-    </w:p>
-    <w:p>
-      <w:pPr>
-        <w:pStyle w:val="SingleKeep"/>
-      </w:pPr>
-      <w:r>
-        <w:t xml:space="preserve">763 J. Clyde Morris Blvd</w:t>
-      </w:r>
-    </w:p>
-    <w:p>
-      <w:pPr>
-        <w:pStyle w:val="SingleKeep"/>
-      </w:pPr>
-      <w:r>
-        <w:t xml:space="preserve">Suite 1A</w:t>
-      </w:r>
-    </w:p>
-    <w:p>
-      <w:pPr>
-        <w:pStyle w:val="SingleKeep"/>
-      </w:pPr>
-      <w:r>
-        <w:t xml:space="preserve">Newport News, VA 23601</w:t>
-      </w:r>
-    </w:p>
-    <w:p>
-      <w:pPr>
-        <w:pStyle w:val="SingleKeep"/>
-      </w:pPr>
-      <w:r>
-        <w:t xml:space="preserve">Counsel for Karen M. Thomas, Gary Lyne Brooks, Jr., and Mary Margaret Gillespie-Brooks</w:t>
-      </w:r>
-    </w:p>
-    <w:p>
-      <w:pPr>
-        <w:pStyle w:val="Gap16"/>
-      </w:pPr>
-    </w:p>
-    <w:p>
-      <w:pPr>
-        <w:pStyle w:val="SingleKeep"/>
-      </w:pPr>
-      <w:r>
-        <w:t xml:space="preserve">Office of the United States Trustee</w:t>
-      </w:r>
-    </w:p>
-    <w:p>
-      <w:pPr>
-        <w:pStyle w:val="SingleKeep"/>
-      </w:pPr>
-      <w:r>
-        <w:t xml:space="preserve">210 First Street, Suite 505</w:t>
-      </w:r>
-    </w:p>
-    <w:p>
-      <w:pPr>
-        <w:pStyle w:val="SingleKeep"/>
-      </w:pPr>
-      <w:r>
-        <w:t xml:space="preserve">Roanoke, VA 24011</w:t>
-      </w:r>
-    </w:p>
-    <w:p>
-      <w:pPr>
-        <w:pStyle w:val="Gap16"/>
-      </w:pPr>
-    </w:p>
-    <w:p>
-      <w:pPr>
-        <w:pStyle w:val="Gap8"/>
-      </w:pPr>
-    </w:p>
-    <w:p>
-      <w:pPr>
-        <w:pStyle w:val="SingleKeep"/>
+        <w:keepNext/>
+        <w:keepLines/>
+        <w:spacing w:before="240" w:after="0" w:line="480" w:lineRule="exact"/>
+        <w:ind w:left="0" w:firstLine="0"/>
+        <w:jc w:val="left"/>
+      </w:pPr>
+      <w:r>
+        <w:t xml:space="preserve">I</w:t>
+      </w:r>
+      <w:r>
+        <w:t xml:space="preserve"> </w:t>
+      </w:r>
+      <w:r>
+        <w:t xml:space="preserve">hereby</w:t>
+      </w:r>
+      <w:r>
+        <w:t xml:space="preserve"> </w:t>
+      </w:r>
+      <w:r>
+        <w:t xml:space="preserve">certify</w:t>
+      </w:r>
+      <w:r>
+        <w:t xml:space="preserve"> </w:t>
+      </w:r>
+      <w:r>
+        <w:t xml:space="preserve">that</w:t>
+      </w:r>
+      <w:r>
+        <w:t xml:space="preserve"> </w:t>
+      </w:r>
+      <w:r>
+        <w:t xml:space="preserve">on</w:t>
+      </w:r>
+      <w:r>
+        <w:t xml:space="preserve"> </w:t>
+      </w:r>
+      <w:r>
+        <w:t xml:space="preserve">August</w:t>
+      </w:r>
+      <w:r>
+        <w:t xml:space="preserve"> </w:t>
+      </w:r>
+      <w:r>
+        <w:t xml:space="preserve">7,</w:t>
+      </w:r>
+      <w:r>
+        <w:t xml:space="preserve"> </w:t>
+      </w:r>
+      <w:r>
+        <w:t xml:space="preserve">2017,</w:t>
+      </w:r>
+      <w:r>
+        <w:t xml:space="preserve"> </w:t>
+      </w:r>
+      <w:r>
+        <w:t xml:space="preserve">I</w:t>
+      </w:r>
+      <w:r>
+        <w:t xml:space="preserve"> </w:t>
+      </w:r>
+      <w:r>
+        <w:t xml:space="preserve">caused</w:t>
+      </w:r>
+      <w:r>
+        <w:t xml:space="preserve"> </w:t>
+      </w:r>
+      <w:r>
+        <w:t xml:space="preserve">to</w:t>
+      </w:r>
+      <w:r>
+        <w:t xml:space="preserve"> </w:t>
+      </w:r>
+      <w:r>
+        <w:t xml:space="preserve">be</w:t>
+      </w:r>
+      <w:r>
+        <w:t xml:space="preserve"> </w:t>
+      </w:r>
+      <w:r>
+        <w:t xml:space="preserve">served</w:t>
+      </w:r>
+      <w:r>
+        <w:t xml:space="preserve"> </w:t>
+      </w:r>
+      <w:r>
+        <w:t xml:space="preserve">a</w:t>
+      </w:r>
+      <w:r>
+        <w:t xml:space="preserve"> </w:t>
+      </w:r>
+      <w:r>
+        <w:t xml:space="preserve">true</w:t>
+      </w:r>
+      <w:r>
+        <w:t xml:space="preserve"> </w:t>
+      </w:r>
+      <w:r>
+        <w:t xml:space="preserve">and</w:t>
+      </w:r>
+      <w:r>
+        <w:t xml:space="preserve"> </w:t>
+      </w:r>
+      <w:r>
+        <w:t xml:space="preserve">accurate</w:t>
+      </w:r>
+      <w:r>
+        <w:t xml:space="preserve"> </w:t>
+      </w:r>
+      <w:r>
+        <w:t xml:space="preserve">copy</w:t>
+      </w:r>
+      <w:r>
+        <w:t xml:space="preserve"> </w:t>
+      </w:r>
+      <w:r>
+        <w:t xml:space="preserve">of</w:t>
+      </w:r>
+      <w:r>
+        <w:t xml:space="preserve"> </w:t>
+      </w:r>
+      <w:r>
+        <w:t xml:space="preserve">the</w:t>
+      </w:r>
+      <w:r>
+        <w:t xml:space="preserve"> </w:t>
+      </w:r>
+      <w:r>
+        <w:t xml:space="preserve">foregoing,</w:t>
+      </w:r>
+      <w:r>
+        <w:t xml:space="preserve"> </w:t>
+      </w:r>
+      <w:r>
+        <w:t xml:space="preserve">via</w:t>
+      </w:r>
+      <w:r>
+        <w:t xml:space="preserve"> </w:t>
+      </w:r>
+      <w:r>
+        <w:t xml:space="preserve">CM/​ECF,</w:t>
+      </w:r>
+      <w:r>
+        <w:t xml:space="preserve"> </w:t>
+      </w:r>
+      <w:r>
+        <w:t xml:space="preserve">U.S.</w:t>
+      </w:r>
+      <w:r>
+        <w:t xml:space="preserve"> </w:t>
+      </w:r>
+      <w:r>
+        <w:t xml:space="preserve">Mail,</w:t>
+      </w:r>
+      <w:r>
+        <w:t xml:space="preserve"> </w:t>
+      </w:r>
+      <w:r>
+        <w:t xml:space="preserve">and</w:t>
+      </w:r>
+      <w:r>
+        <w:t xml:space="preserve"> </w:t>
+      </w:r>
+      <w:r>
+        <w:t xml:space="preserve">/</w:t>
+      </w:r>
+      <w:r>
+        <w:t xml:space="preserve"> </w:t>
+      </w:r>
+      <w:r>
+        <w:t xml:space="preserve">or</w:t>
+      </w:r>
+      <w:r>
+        <w:t xml:space="preserve"> </w:t>
+      </w:r>
+      <w:r>
+        <w:t xml:space="preserve">via</w:t>
+      </w:r>
+      <w:r>
+        <w:t xml:space="preserve"> </w:t>
+      </w:r>
+      <w:r>
+        <w:t xml:space="preserve">e-mail</w:t>
+      </w:r>
+      <w:r>
+        <w:t xml:space="preserve"> </w:t>
+      </w:r>
+      <w:r>
+        <w:t xml:space="preserve">on</w:t>
+      </w:r>
+      <w:r>
+        <w:t xml:space="preserve"> </w:t>
+      </w:r>
+      <w:r>
+        <w:t xml:space="preserve">the</w:t>
+      </w:r>
+      <w:r>
+        <w:t xml:space="preserve"> </w:t>
+      </w:r>
+      <w:r>
+        <w:t xml:space="preserve">following</w:t>
+      </w:r>
+      <w:r>
+        <w:t xml:space="preserve"> </w:t>
+      </w:r>
+      <w:r>
+        <w:t xml:space="preserve">parties,</w:t>
+      </w:r>
+      <w:r>
+        <w:t xml:space="preserve"> </w:t>
+      </w:r>
+      <w:r>
+        <w:t xml:space="preserve">as</w:t>
+      </w:r>
+      <w:r>
+        <w:t xml:space="preserve"> </w:t>
+      </w:r>
+      <w:r>
+        <w:t xml:space="preserve">well</w:t>
+      </w:r>
+      <w:r>
+        <w:t xml:space="preserve"> </w:t>
+      </w:r>
+      <w:r>
+        <w:t xml:space="preserve">as</w:t>
+      </w:r>
+      <w:r>
+        <w:t xml:space="preserve"> </w:t>
+      </w:r>
+      <w:r>
+        <w:t xml:space="preserve">all</w:t>
+      </w:r>
+      <w:r>
+        <w:t xml:space="preserve"> </w:t>
+      </w:r>
+      <w:r>
+        <w:t xml:space="preserve">other</w:t>
+      </w:r>
+      <w:r>
+        <w:t xml:space="preserve"> </w:t>
+      </w:r>
+      <w:r>
+        <w:t xml:space="preserve">parties</w:t>
+      </w:r>
+      <w:r>
+        <w:t xml:space="preserve"> </w:t>
+      </w:r>
+      <w:r>
+        <w:t xml:space="preserve">that</w:t>
+      </w:r>
+      <w:r>
+        <w:t xml:space="preserve"> </w:t>
+      </w:r>
+      <w:r>
+        <w:t xml:space="preserve">receive</w:t>
+      </w:r>
+      <w:r>
+        <w:t xml:space="preserve"> </w:t>
+      </w:r>
+      <w:r>
+        <w:t xml:space="preserve">CM/​ECF</w:t>
+      </w:r>
+      <w:r>
+        <w:t xml:space="preserve"> </w:t>
+      </w:r>
+      <w:r>
+        <w:t xml:space="preserve">notification:</w:t>
+      </w:r>
+    </w:p>
+    <w:p>
+      <w:pPr>
+        <w:keepNext/>
+        <w:keepLines/>
+        <w:spacing w:before="240" w:after="0" w:line="276" w:lineRule="exact"/>
+        <w:ind w:left="0" w:firstLine="0"/>
+        <w:jc w:val="left"/>
+      </w:pPr>
+      <w:r>
+        <w:t xml:space="preserve">Beth</w:t>
+      </w:r>
+      <w:r>
+        <w:t xml:space="preserve"> </w:t>
+      </w:r>
+      <w:r>
+        <w:t xml:space="preserve">C.</w:t>
+      </w:r>
+      <w:r>
+        <w:t xml:space="preserve"> </w:t>
+      </w:r>
+      <w:r>
+        <w:t xml:space="preserve">Driver,</w:t>
+      </w:r>
+      <w:r>
+        <w:t xml:space="preserve"> </w:t>
+      </w:r>
+      <w:r>
+        <w:t xml:space="preserve">Esquire</w:t>
+      </w:r>
+    </w:p>
+    <w:p>
+      <w:pPr>
+        <w:keepNext/>
+        <w:keepLines/>
+        <w:spacing w:before="0" w:after="0" w:line="276" w:lineRule="exact"/>
+        <w:ind w:left="0" w:firstLine="0"/>
+        <w:jc w:val="left"/>
+      </w:pPr>
+      <w:r>
+        <w:t xml:space="preserve">Hannah</w:t>
+      </w:r>
+      <w:r>
+        <w:t xml:space="preserve"> </w:t>
+      </w:r>
+      <w:r>
+        <w:t xml:space="preserve">White</w:t>
+      </w:r>
+      <w:r>
+        <w:t xml:space="preserve"> </w:t>
+      </w:r>
+      <w:r>
+        <w:t xml:space="preserve">Hutman,</w:t>
+      </w:r>
+      <w:r>
+        <w:t xml:space="preserve"> </w:t>
+      </w:r>
+      <w:r>
+        <w:t xml:space="preserve">Esquire</w:t>
+      </w:r>
+    </w:p>
+    <w:p>
+      <w:pPr>
+        <w:keepNext/>
+        <w:keepLines/>
+        <w:spacing w:before="0" w:after="0" w:line="276" w:lineRule="exact"/>
+        <w:ind w:left="0" w:firstLine="0"/>
+        <w:jc w:val="left"/>
+      </w:pPr>
+      <w:r>
+        <w:t xml:space="preserve">Grant</w:t>
+      </w:r>
+      <w:r>
+        <w:t xml:space="preserve"> </w:t>
+      </w:r>
+      <w:r>
+        <w:t xml:space="preserve">D.</w:t>
+      </w:r>
+      <w:r>
+        <w:t xml:space="preserve"> </w:t>
+      </w:r>
+      <w:r>
+        <w:t xml:space="preserve">Penrod,</w:t>
+      </w:r>
+      <w:r>
+        <w:t xml:space="preserve"> </w:t>
+      </w:r>
+      <w:r>
+        <w:t xml:space="preserve">Esquire</w:t>
+      </w:r>
+    </w:p>
+    <w:p>
+      <w:pPr>
+        <w:keepNext/>
+        <w:keepLines/>
+        <w:spacing w:before="0" w:after="0" w:line="276" w:lineRule="exact"/>
+        <w:ind w:left="0" w:firstLine="0"/>
+        <w:jc w:val="left"/>
+      </w:pPr>
+      <w:r>
+        <w:t xml:space="preserve">Hoover</w:t>
+      </w:r>
+      <w:r>
+        <w:t xml:space="preserve"> </w:t>
+      </w:r>
+      <w:r>
+        <w:t xml:space="preserve">Penrod</w:t>
+      </w:r>
+      <w:r>
+        <w:t xml:space="preserve"> </w:t>
+      </w:r>
+      <w:r>
+        <w:t xml:space="preserve">PLC</w:t>
+      </w:r>
+    </w:p>
+    <w:p>
+      <w:pPr>
+        <w:keepNext/>
+        <w:keepLines/>
+        <w:spacing w:before="0" w:after="0" w:line="276" w:lineRule="exact"/>
+        <w:ind w:left="0" w:firstLine="0"/>
+        <w:jc w:val="left"/>
+      </w:pPr>
+      <w:r>
+        <w:t xml:space="preserve">342</w:t>
+      </w:r>
+      <w:r>
+        <w:t xml:space="preserve"> </w:t>
+      </w:r>
+      <w:r>
+        <w:t xml:space="preserve">S.</w:t>
+      </w:r>
+      <w:r>
+        <w:t xml:space="preserve"> </w:t>
+      </w:r>
+      <w:r>
+        <w:t xml:space="preserve">Main</w:t>
+      </w:r>
+      <w:r>
+        <w:t xml:space="preserve"> </w:t>
+      </w:r>
+      <w:r>
+        <w:t xml:space="preserve">Street</w:t>
+      </w:r>
+    </w:p>
+    <w:p>
+      <w:pPr>
+        <w:keepNext/>
+        <w:keepLines/>
+        <w:spacing w:before="0" w:after="0" w:line="276" w:lineRule="exact"/>
+        <w:ind w:left="0" w:firstLine="0"/>
+        <w:jc w:val="left"/>
+      </w:pPr>
+      <w:r>
+        <w:t xml:space="preserve">Harrisonburg,</w:t>
+      </w:r>
+      <w:r>
+        <w:t xml:space="preserve"> </w:t>
+      </w:r>
+      <w:r>
+        <w:t xml:space="preserve">VA</w:t>
+      </w:r>
+      <w:r>
+        <w:t xml:space="preserve"> </w:t>
+      </w:r>
+      <w:r>
+        <w:t xml:space="preserve">22801</w:t>
+      </w:r>
+    </w:p>
+    <w:p>
+      <w:pPr>
+        <w:keepNext/>
+        <w:keepLines/>
+        <w:spacing w:before="0" w:after="0" w:line="276" w:lineRule="exact"/>
+        <w:ind w:left="0" w:firstLine="0"/>
+        <w:jc w:val="left"/>
+      </w:pPr>
+      <w:r>
+        <w:t xml:space="preserve">Counsel</w:t>
+      </w:r>
+      <w:r>
+        <w:t xml:space="preserve"> </w:t>
+      </w:r>
+      <w:r>
+        <w:t xml:space="preserve">for</w:t>
+      </w:r>
+      <w:r>
+        <w:t xml:space="preserve"> </w:t>
+      </w:r>
+      <w:r>
+        <w:t xml:space="preserve">Karen</w:t>
+      </w:r>
+      <w:r>
+        <w:t xml:space="preserve"> </w:t>
+      </w:r>
+      <w:r>
+        <w:t xml:space="preserve">M.</w:t>
+      </w:r>
+      <w:r>
+        <w:t xml:space="preserve"> </w:t>
+      </w:r>
+      <w:r>
+        <w:t xml:space="preserve">Thomas,</w:t>
+      </w:r>
+      <w:r>
+        <w:t xml:space="preserve"> </w:t>
+      </w:r>
+      <w:r>
+        <w:t xml:space="preserve">Gary</w:t>
+      </w:r>
+      <w:r>
+        <w:t xml:space="preserve"> </w:t>
+      </w:r>
+      <w:r>
+        <w:t xml:space="preserve">Lyne</w:t>
+      </w:r>
+      <w:r>
+        <w:t xml:space="preserve"> </w:t>
+      </w:r>
+      <w:r>
+        <w:t xml:space="preserve">Brooks,</w:t>
+      </w:r>
+      <w:r>
+        <w:t xml:space="preserve"> </w:t>
+      </w:r>
+      <w:r>
+        <w:t xml:space="preserve">Jr.,</w:t>
+      </w:r>
+      <w:r>
+        <w:t xml:space="preserve"> </w:t>
+      </w:r>
+      <w:r>
+        <w:t xml:space="preserve">and</w:t>
+      </w:r>
+      <w:r>
+        <w:t xml:space="preserve"> </w:t>
+      </w:r>
+      <w:r>
+        <w:t xml:space="preserve">Mary</w:t>
+      </w:r>
+      <w:r>
+        <w:t xml:space="preserve"> </w:t>
+      </w:r>
+      <w:r>
+        <w:t xml:space="preserve">Margaret</w:t>
+      </w:r>
+      <w:r>
+        <w:t xml:space="preserve"> </w:t>
+      </w:r>
+      <w:r>
+        <w:t xml:space="preserve">Gillespie-Brooks</w:t>
+      </w:r>
+    </w:p>
+    <w:p>
+      <w:pPr>
+        <w:keepNext/>
+        <w:keepLines/>
+        <w:spacing w:before="240" w:after="0" w:line="276" w:lineRule="exact"/>
+        <w:ind w:left="0" w:firstLine="0"/>
+        <w:jc w:val="left"/>
+      </w:pPr>
+      <w:r>
+        <w:t xml:space="preserve">Timothy</w:t>
+      </w:r>
+      <w:r>
+        <w:t xml:space="preserve"> </w:t>
+      </w:r>
+      <w:r>
+        <w:t xml:space="preserve">E.</w:t>
+      </w:r>
+      <w:r>
+        <w:t xml:space="preserve"> </w:t>
+      </w:r>
+      <w:r>
+        <w:t xml:space="preserve">Cupp,</w:t>
+      </w:r>
+      <w:r>
+        <w:t xml:space="preserve"> </w:t>
+      </w:r>
+      <w:r>
+        <w:t xml:space="preserve">Esquire</w:t>
+      </w:r>
+    </w:p>
+    <w:p>
+      <w:pPr>
+        <w:keepNext/>
+        <w:keepLines/>
+        <w:spacing w:before="0" w:after="0" w:line="276" w:lineRule="exact"/>
+        <w:ind w:left="0" w:firstLine="0"/>
+        <w:jc w:val="left"/>
+      </w:pPr>
+      <w:r>
+        <w:t xml:space="preserve">Shelley</w:t>
+      </w:r>
+      <w:r>
+        <w:t xml:space="preserve"> </w:t>
+      </w:r>
+      <w:r>
+        <w:t xml:space="preserve">Cupp</w:t>
+      </w:r>
+      <w:r>
+        <w:t xml:space="preserve"> </w:t>
+      </w:r>
+      <w:r>
+        <w:t xml:space="preserve">Schulte,</w:t>
+      </w:r>
+      <w:r>
+        <w:t xml:space="preserve"> </w:t>
+      </w:r>
+      <w:r>
+        <w:t xml:space="preserve">PC</w:t>
+      </w:r>
+    </w:p>
+    <w:p>
+      <w:pPr>
+        <w:keepNext/>
+        <w:keepLines/>
+        <w:spacing w:before="0" w:after="0" w:line="276" w:lineRule="exact"/>
+        <w:ind w:left="0" w:firstLine="0"/>
+        <w:jc w:val="left"/>
+      </w:pPr>
+      <w:r>
+        <w:t xml:space="preserve">1951</w:t>
+      </w:r>
+      <w:r>
+        <w:t xml:space="preserve"> </w:t>
+      </w:r>
+      <w:r>
+        <w:t xml:space="preserve">Evelyn</w:t>
+      </w:r>
+      <w:r>
+        <w:t xml:space="preserve"> </w:t>
+      </w:r>
+      <w:r>
+        <w:t xml:space="preserve">Byrd</w:t>
+      </w:r>
+      <w:r>
+        <w:t xml:space="preserve"> </w:t>
+      </w:r>
+      <w:r>
+        <w:t xml:space="preserve">Ave.,</w:t>
+      </w:r>
+      <w:r>
+        <w:t xml:space="preserve"> </w:t>
+      </w:r>
+      <w:r>
+        <w:t xml:space="preserve">Ste.</w:t>
+      </w:r>
+      <w:r>
+        <w:t xml:space="preserve"> </w:t>
+      </w:r>
+      <w:r>
+        <w:t xml:space="preserve">D</w:t>
+      </w:r>
+    </w:p>
+    <w:p>
+      <w:pPr>
+        <w:keepNext/>
+        <w:keepLines/>
+        <w:spacing w:before="0" w:after="0" w:line="276" w:lineRule="exact"/>
+        <w:ind w:left="0" w:firstLine="0"/>
+        <w:jc w:val="left"/>
+      </w:pPr>
+      <w:r>
+        <w:t xml:space="preserve">P</w:t>
+      </w:r>
+      <w:r>
+        <w:t xml:space="preserve"> </w:t>
+      </w:r>
+      <w:r>
+        <w:t xml:space="preserve">O</w:t>
+      </w:r>
+      <w:r>
+        <w:t xml:space="preserve"> </w:t>
+      </w:r>
+      <w:r>
+        <w:t xml:space="preserve">Box</w:t>
+      </w:r>
+      <w:r>
+        <w:t xml:space="preserve"> </w:t>
+      </w:r>
+      <w:r>
+        <w:t xml:space="preserve">589</w:t>
+      </w:r>
+    </w:p>
+    <w:p>
+      <w:pPr>
+        <w:keepNext/>
+        <w:keepLines/>
+        <w:spacing w:before="0" w:after="0" w:line="276" w:lineRule="exact"/>
+        <w:ind w:left="0" w:firstLine="0"/>
+        <w:jc w:val="left"/>
+      </w:pPr>
+      <w:r>
+        <w:t xml:space="preserve">Harrisonburg,</w:t>
+      </w:r>
+      <w:r>
+        <w:t xml:space="preserve"> </w:t>
+      </w:r>
+      <w:r>
+        <w:t xml:space="preserve">VA</w:t>
+      </w:r>
+      <w:r>
+        <w:t xml:space="preserve"> </w:t>
+      </w:r>
+      <w:r>
+        <w:t xml:space="preserve">22803</w:t>
+      </w:r>
+    </w:p>
+    <w:p>
+      <w:pPr>
+        <w:keepNext/>
+        <w:keepLines/>
+        <w:spacing w:before="0" w:after="0" w:line="276" w:lineRule="exact"/>
+        <w:ind w:left="0" w:firstLine="0"/>
+        <w:jc w:val="left"/>
+      </w:pPr>
+      <w:r>
+        <w:t xml:space="preserve">Counsel</w:t>
+      </w:r>
+      <w:r>
+        <w:t xml:space="preserve"> </w:t>
+      </w:r>
+      <w:r>
+        <w:t xml:space="preserve">for</w:t>
+      </w:r>
+      <w:r>
+        <w:t xml:space="preserve"> </w:t>
+      </w:r>
+      <w:r>
+        <w:t xml:space="preserve">Karen</w:t>
+      </w:r>
+      <w:r>
+        <w:t xml:space="preserve"> </w:t>
+      </w:r>
+      <w:r>
+        <w:t xml:space="preserve">M.</w:t>
+      </w:r>
+      <w:r>
+        <w:t xml:space="preserve"> </w:t>
+      </w:r>
+      <w:r>
+        <w:t xml:space="preserve">Thomas,</w:t>
+      </w:r>
+      <w:r>
+        <w:t xml:space="preserve"> </w:t>
+      </w:r>
+      <w:r>
+        <w:t xml:space="preserve">Gary</w:t>
+      </w:r>
+      <w:r>
+        <w:t xml:space="preserve"> </w:t>
+      </w:r>
+      <w:r>
+        <w:t xml:space="preserve">Lyne</w:t>
+      </w:r>
+      <w:r>
+        <w:t xml:space="preserve"> </w:t>
+      </w:r>
+      <w:r>
+        <w:t xml:space="preserve">Brooks,</w:t>
+      </w:r>
+      <w:r>
+        <w:t xml:space="preserve"> </w:t>
+      </w:r>
+      <w:r>
+        <w:t xml:space="preserve">Jr.,</w:t>
+      </w:r>
+      <w:r>
+        <w:t xml:space="preserve"> </w:t>
+      </w:r>
+      <w:r>
+        <w:t xml:space="preserve">and</w:t>
+      </w:r>
+      <w:r>
+        <w:t xml:space="preserve"> </w:t>
+      </w:r>
+      <w:r>
+        <w:t xml:space="preserve">Mary</w:t>
+      </w:r>
+      <w:r>
+        <w:t xml:space="preserve"> </w:t>
+      </w:r>
+      <w:r>
+        <w:t xml:space="preserve">Margaret</w:t>
+      </w:r>
+      <w:r>
+        <w:t xml:space="preserve"> </w:t>
+      </w:r>
+      <w:r>
+        <w:t xml:space="preserve">Gillespie-Brooks</w:t>
+      </w:r>
+    </w:p>
+    <w:p>
+      <w:pPr>
+        <w:keepNext/>
+        <w:keepLines/>
+        <w:spacing w:before="240" w:after="0" w:line="276" w:lineRule="exact"/>
+        <w:ind w:left="0" w:firstLine="0"/>
+        <w:jc w:val="left"/>
+      </w:pPr>
+      <w:r>
+        <w:t xml:space="preserve">Herbert</w:t>
+      </w:r>
+      <w:r>
+        <w:t xml:space="preserve"> </w:t>
+      </w:r>
+      <w:r>
+        <w:t xml:space="preserve">L</w:t>
+      </w:r>
+      <w:r>
+        <w:t xml:space="preserve"> </w:t>
+      </w:r>
+      <w:r>
+        <w:t xml:space="preserve">Beskin,</w:t>
+      </w:r>
+      <w:r>
+        <w:t xml:space="preserve"> </w:t>
+      </w:r>
+      <w:r>
+        <w:t xml:space="preserve">Esquire</w:t>
+      </w:r>
+    </w:p>
+    <w:p>
+      <w:pPr>
+        <w:keepNext/>
+        <w:keepLines/>
+        <w:spacing w:before="0" w:after="0" w:line="276" w:lineRule="exact"/>
+        <w:ind w:left="0" w:firstLine="0"/>
+        <w:jc w:val="left"/>
+      </w:pPr>
+      <w:r>
+        <w:t xml:space="preserve">PO</w:t>
+      </w:r>
+      <w:r>
+        <w:t xml:space="preserve"> </w:t>
+      </w:r>
+      <w:r>
+        <w:t xml:space="preserve">Box</w:t>
+      </w:r>
+      <w:r>
+        <w:t xml:space="preserve"> </w:t>
+      </w:r>
+      <w:r>
+        <w:t xml:space="preserve">2103</w:t>
+      </w:r>
+    </w:p>
+    <w:p>
+      <w:pPr>
+        <w:keepNext/>
+        <w:keepLines/>
+        <w:spacing w:before="0" w:after="0" w:line="276" w:lineRule="exact"/>
+        <w:ind w:left="0" w:firstLine="0"/>
+        <w:jc w:val="left"/>
+      </w:pPr>
+      <w:r>
+        <w:t xml:space="preserve">Charlottesville,</w:t>
+      </w:r>
+      <w:r>
+        <w:t xml:space="preserve"> </w:t>
+      </w:r>
+      <w:r>
+        <w:t xml:space="preserve">VA</w:t>
+      </w:r>
+      <w:r>
+        <w:t xml:space="preserve"> </w:t>
+      </w:r>
+      <w:r>
+        <w:t xml:space="preserve">22902</w:t>
+      </w:r>
+    </w:p>
+    <w:p>
+      <w:pPr>
+        <w:keepNext/>
+        <w:keepLines/>
+        <w:spacing w:before="0" w:after="0" w:line="276" w:lineRule="exact"/>
+        <w:ind w:left="0" w:firstLine="0"/>
+        <w:jc w:val="left"/>
+      </w:pPr>
+      <w:r>
+        <w:t xml:space="preserve">Trustee</w:t>
+      </w:r>
+      <w:r>
+        <w:t xml:space="preserve"> </w:t>
+      </w:r>
+      <w:r>
+        <w:t xml:space="preserve">for</w:t>
+      </w:r>
+      <w:r>
+        <w:t xml:space="preserve"> </w:t>
+      </w:r>
+      <w:r>
+        <w:t xml:space="preserve">Chapter</w:t>
+      </w:r>
+      <w:r>
+        <w:t xml:space="preserve"> </w:t>
+      </w:r>
+      <w:r>
+        <w:t xml:space="preserve">13</w:t>
+      </w:r>
+      <w:r>
+        <w:t xml:space="preserve"> </w:t>
+      </w:r>
+      <w:r>
+        <w:t xml:space="preserve">Bankruptcy</w:t>
+      </w:r>
+    </w:p>
+    <w:p>
+      <w:pPr>
+        <w:keepNext/>
+        <w:keepLines/>
+        <w:spacing w:before="240" w:after="0" w:line="276" w:lineRule="exact"/>
+        <w:ind w:left="0" w:firstLine="0"/>
+        <w:jc w:val="left"/>
+      </w:pPr>
+      <w:r>
+        <w:t xml:space="preserve">Thomas</w:t>
+      </w:r>
+      <w:r>
+        <w:t xml:space="preserve"> </w:t>
+      </w:r>
+      <w:r>
+        <w:t xml:space="preserve">D.</w:t>
+      </w:r>
+      <w:r>
+        <w:t xml:space="preserve"> </w:t>
+      </w:r>
+      <w:r>
+        <w:t xml:space="preserve">Domonoske,</w:t>
+      </w:r>
+      <w:r>
+        <w:t xml:space="preserve"> </w:t>
+      </w:r>
+      <w:r>
+        <w:t xml:space="preserve">Esquire</w:t>
+      </w:r>
+    </w:p>
+    <w:p>
+      <w:pPr>
+        <w:keepNext/>
+        <w:keepLines/>
+        <w:spacing w:before="0" w:after="0" w:line="276" w:lineRule="exact"/>
+        <w:ind w:left="0" w:firstLine="0"/>
+        <w:jc w:val="left"/>
+      </w:pPr>
+      <w:r>
+        <w:t xml:space="preserve">Consumer</w:t>
+      </w:r>
+      <w:r>
+        <w:t xml:space="preserve"> </w:t>
+      </w:r>
+      <w:r>
+        <w:t xml:space="preserve">Litigation</w:t>
+      </w:r>
+      <w:r>
+        <w:t xml:space="preserve"> </w:t>
+      </w:r>
+      <w:r>
+        <w:t xml:space="preserve">Associates,</w:t>
+      </w:r>
+      <w:r>
+        <w:t xml:space="preserve"> </w:t>
+      </w:r>
+      <w:r>
+        <w:t xml:space="preserve">P.C.</w:t>
+      </w:r>
+    </w:p>
+    <w:p>
+      <w:pPr>
+        <w:keepNext/>
+        <w:keepLines/>
+        <w:spacing w:before="0" w:after="0" w:line="276" w:lineRule="exact"/>
+        <w:ind w:left="0" w:firstLine="0"/>
+        <w:jc w:val="left"/>
+      </w:pPr>
+      <w:r>
+        <w:t xml:space="preserve">763</w:t>
+      </w:r>
+      <w:r>
+        <w:t xml:space="preserve"> </w:t>
+      </w:r>
+      <w:r>
+        <w:t xml:space="preserve">J.</w:t>
+      </w:r>
+      <w:r>
+        <w:t xml:space="preserve"> </w:t>
+      </w:r>
+      <w:r>
+        <w:t xml:space="preserve">Clyde</w:t>
+      </w:r>
+      <w:r>
+        <w:t xml:space="preserve"> </w:t>
+      </w:r>
+      <w:r>
+        <w:t xml:space="preserve">Morris</w:t>
+      </w:r>
+      <w:r>
+        <w:t xml:space="preserve"> </w:t>
+      </w:r>
+      <w:r>
+        <w:t xml:space="preserve">Blvd</w:t>
+      </w:r>
+    </w:p>
+    <w:p>
+      <w:pPr>
+        <w:keepNext/>
+        <w:keepLines/>
+        <w:spacing w:before="0" w:after="0" w:line="276" w:lineRule="exact"/>
+        <w:ind w:left="0" w:firstLine="0"/>
+        <w:jc w:val="left"/>
+      </w:pPr>
+      <w:r>
+        <w:t xml:space="preserve">Suite</w:t>
+      </w:r>
+      <w:r>
+        <w:t xml:space="preserve"> </w:t>
+      </w:r>
+      <w:r>
+        <w:t xml:space="preserve">1A</w:t>
+      </w:r>
+    </w:p>
+    <w:p>
+      <w:pPr>
+        <w:keepNext/>
+        <w:keepLines/>
+        <w:spacing w:before="0" w:after="0" w:line="276" w:lineRule="exact"/>
+        <w:ind w:left="0" w:firstLine="0"/>
+        <w:jc w:val="left"/>
+      </w:pPr>
+      <w:r>
+        <w:t xml:space="preserve">Newport</w:t>
+      </w:r>
+      <w:r>
+        <w:t xml:space="preserve"> </w:t>
+      </w:r>
+      <w:r>
+        <w:t xml:space="preserve">News,</w:t>
+      </w:r>
+      <w:r>
+        <w:t xml:space="preserve"> </w:t>
+      </w:r>
+      <w:r>
+        <w:t xml:space="preserve">VA</w:t>
+      </w:r>
+      <w:r>
+        <w:t xml:space="preserve"> </w:t>
+      </w:r>
+      <w:r>
+        <w:t xml:space="preserve">23601</w:t>
+      </w:r>
+    </w:p>
+    <w:p>
+      <w:pPr>
+        <w:keepNext/>
+        <w:keepLines/>
+        <w:spacing w:before="0" w:after="0" w:line="276" w:lineRule="exact"/>
+        <w:ind w:left="0" w:firstLine="0"/>
+        <w:jc w:val="left"/>
+      </w:pPr>
+      <w:r>
+        <w:t xml:space="preserve">Counsel</w:t>
+      </w:r>
+      <w:r>
+        <w:t xml:space="preserve"> </w:t>
+      </w:r>
+      <w:r>
+        <w:t xml:space="preserve">for</w:t>
+      </w:r>
+      <w:r>
+        <w:t xml:space="preserve"> </w:t>
+      </w:r>
+      <w:r>
+        <w:t xml:space="preserve">Karen</w:t>
+      </w:r>
+      <w:r>
+        <w:t xml:space="preserve"> </w:t>
+      </w:r>
+      <w:r>
+        <w:t xml:space="preserve">M.</w:t>
+      </w:r>
+      <w:r>
+        <w:t xml:space="preserve"> </w:t>
+      </w:r>
+      <w:r>
+        <w:t xml:space="preserve">Thomas,</w:t>
+      </w:r>
+      <w:r>
+        <w:t xml:space="preserve"> </w:t>
+      </w:r>
+      <w:r>
+        <w:t xml:space="preserve">Gary</w:t>
+      </w:r>
+      <w:r>
+        <w:t xml:space="preserve"> </w:t>
+      </w:r>
+      <w:r>
+        <w:t xml:space="preserve">Lyne</w:t>
+      </w:r>
+      <w:r>
+        <w:t xml:space="preserve"> </w:t>
+      </w:r>
+      <w:r>
+        <w:t xml:space="preserve">Brooks,</w:t>
+      </w:r>
+      <w:r>
+        <w:t xml:space="preserve"> </w:t>
+      </w:r>
+      <w:r>
+        <w:t xml:space="preserve">Jr.,</w:t>
+      </w:r>
+      <w:r>
+        <w:t xml:space="preserve"> </w:t>
+      </w:r>
+      <w:r>
+        <w:t xml:space="preserve">and</w:t>
+      </w:r>
+      <w:r>
+        <w:t xml:space="preserve"> </w:t>
+      </w:r>
+      <w:r>
+        <w:t xml:space="preserve">Mary</w:t>
+      </w:r>
+      <w:r>
+        <w:t xml:space="preserve"> </w:t>
+      </w:r>
+      <w:r>
+        <w:t xml:space="preserve">Margaret</w:t>
+      </w:r>
+      <w:r>
+        <w:t xml:space="preserve"> </w:t>
+      </w:r>
+      <w:r>
+        <w:t xml:space="preserve">Gillespie-Brooks</w:t>
+      </w:r>
+    </w:p>
+    <w:p>
+      <w:pPr>
+        <w:keepNext/>
+        <w:keepLines/>
+        <w:spacing w:before="240" w:after="0" w:line="276" w:lineRule="exact"/>
+        <w:ind w:left="0" w:firstLine="0"/>
+        <w:jc w:val="left"/>
+      </w:pPr>
+      <w:r>
+        <w:t xml:space="preserve">Office</w:t>
+      </w:r>
+      <w:r>
+        <w:t xml:space="preserve"> </w:t>
+      </w:r>
+      <w:r>
+        <w:t xml:space="preserve">of</w:t>
+      </w:r>
+      <w:r>
+        <w:t xml:space="preserve"> </w:t>
+      </w:r>
+      <w:r>
+        <w:t xml:space="preserve">the</w:t>
+      </w:r>
+      <w:r>
+        <w:t xml:space="preserve"> </w:t>
+      </w:r>
+      <w:r>
+        <w:t xml:space="preserve">United</w:t>
+      </w:r>
+      <w:r>
+        <w:t xml:space="preserve"> </w:t>
+      </w:r>
+      <w:r>
+        <w:t xml:space="preserve">States</w:t>
+      </w:r>
+      <w:r>
+        <w:t xml:space="preserve"> </w:t>
+      </w:r>
+      <w:r>
+        <w:t xml:space="preserve">Trustee</w:t>
+      </w:r>
+    </w:p>
+    <w:p>
+      <w:pPr>
+        <w:keepNext/>
+        <w:keepLines/>
+        <w:spacing w:before="0" w:after="0" w:line="276" w:lineRule="exact"/>
+        <w:ind w:left="0" w:firstLine="0"/>
+        <w:jc w:val="left"/>
+      </w:pPr>
+      <w:r>
+        <w:t xml:space="preserve">210</w:t>
+      </w:r>
+      <w:r>
+        <w:t xml:space="preserve"> </w:t>
+      </w:r>
+      <w:r>
+        <w:t xml:space="preserve">First</w:t>
+      </w:r>
+      <w:r>
+        <w:t xml:space="preserve"> </w:t>
+      </w:r>
+      <w:r>
+        <w:t xml:space="preserve">Street,</w:t>
+      </w:r>
+      <w:r>
+        <w:t xml:space="preserve"> </w:t>
+      </w:r>
+      <w:r>
+        <w:t xml:space="preserve">Suite</w:t>
+      </w:r>
+      <w:r>
+        <w:t xml:space="preserve"> </w:t>
+      </w:r>
+      <w:r>
+        <w:t xml:space="preserve">505</w:t>
+      </w:r>
+    </w:p>
+    <w:p>
+      <w:pPr>
+        <w:keepNext/>
+        <w:keepLines/>
+        <w:spacing w:before="0" w:after="0" w:line="276" w:lineRule="exact"/>
+        <w:ind w:left="0" w:firstLine="0"/>
+        <w:jc w:val="left"/>
+      </w:pPr>
+      <w:r>
+        <w:t xml:space="preserve">Roanoke,</w:t>
+      </w:r>
+      <w:r>
+        <w:t xml:space="preserve"> </w:t>
+      </w:r>
+      <w:r>
+        <w:t xml:space="preserve">VA</w:t>
+      </w:r>
+      <w:r>
+        <w:t xml:space="preserve"> </w:t>
+      </w:r>
+      <w:r>
+        <w:t xml:space="preserve">24011</w:t>
+      </w:r>
+    </w:p>
+    <w:p>
+      <w:pPr>
+        <w:spacing w:before="240" w:after="0" w:line="276" w:lineRule="exact"/>
+        <w:ind w:left="0" w:firstLine="0"/>
+        <w:jc w:val="left"/>
       </w:pPr>
       <w:r>
         <w:t xml:space="preserve">/s/ </w:t>
       </w:r>
       <w:r>
-        <w:t xml:space="preserve">James Donaldson</w:t>
+        <w:t xml:space="preserve">James</w:t>
+      </w:r>
+      <w:r>
+        <w:t xml:space="preserve"> </w:t>
+      </w:r>
+      <w:r>
+        <w:t xml:space="preserve">Donaldson</w:t>
       </w:r>
     </w:p>
     <w:sectPr>
-      <w:footerReference w:type="default" r:id="rId100"/>
+      <w:footerReference w:type="default" r:id="rIdFooter1"/>
       <w:pgSz w:w="12240" w:h="15840"/>
-      <w:pgMar w:top="2160" w:right="1440" w:bottom="1440" w:left="1440" w:header="720" w:footer="720" w:gutter="0"/>
+      <w:pgMar w:top="2160" w:right="1440" w:bottom="1440" w:left="1440" w:header="720" w:footer="778" w:gutter="0"/>
     </w:sectPr>
   </w:body>
 </w:document>
@@ -1880,22 +3368,42 @@
 <w:ftr xmlns:w="http://schemas.openxmlformats.org/wordprocessingml/2006/main" xmlns:r="http://schemas.openxmlformats.org/officeDocument/2006/relationships">
   <w:p>
     <w:pPr>
-      <w:pStyle w:val="Footer"/>
+      <w:spacing w:before="0" w:after="0" w:line="230" w:lineRule="exact"/>
       <w:jc w:val="center"/>
     </w:pPr>
     <w:r>
+      <w:rPr>
+        <w:sz w:val="20"/>
+        <w:szCs w:val="20"/>
+      </w:rPr>
       <w:fldChar w:fldCharType="begin"/>
     </w:r>
     <w:r>
+      <w:rPr>
+        <w:sz w:val="20"/>
+        <w:szCs w:val="20"/>
+      </w:rPr>
       <w:instrText xml:space="preserve"> PAGE </w:instrText>
     </w:r>
     <w:r>
+      <w:rPr>
+        <w:sz w:val="20"/>
+        <w:szCs w:val="20"/>
+      </w:rPr>
       <w:fldChar w:fldCharType="separate"/>
     </w:r>
     <w:r>
+      <w:rPr>
+        <w:sz w:val="20"/>
+        <w:szCs w:val="20"/>
+      </w:rPr>
       <w:t>1</w:t>
     </w:r>
     <w:r>
+      <w:rPr>
+        <w:sz w:val="20"/>
+        <w:szCs w:val="20"/>
+      </w:rPr>
       <w:fldChar w:fldCharType="end"/>
     </w:r>
   </w:p>
@@ -1918,7 +3426,7 @@
       </w:r>
     </w:p>
   </w:footnote>
-  <w:footnote w:id="112">
+  <w:footnote w:id="9">
     <w:p>
       <w:pPr>
         <w:pStyle w:val="FootnoteText"/>
@@ -1933,7 +3441,7 @@
         <w:t xml:space="preserve"> </w:t>
       </w:r>
       <w:r>
-        <w:t xml:space="preserve">The Brookses and Ms. Thomas expect that their unsecured creditors will receive pro rata distributions of 9% and 33% of their claims, respectively.</w:t>
+        <w:t xml:space="preserve">The Brookses and Ms. Thomas expect that their unsecured creditors will receive pro rata distributions of 9% and 33% of their claims, respectively.</w:t>
       </w:r>
       <w:r>
         <w:t xml:space="preserve"> </w:t>
@@ -1949,7 +3457,19 @@
         <w:t xml:space="preserve"> </w:t>
       </w:r>
       <w:r>
-        <w:t xml:space="preserve">Case No. 16-50396, Doc. 2, at 3 (Brooks); Case No. 16-50612, Doc. 2, at 3 (Thomas).</w:t>
+        <w:t xml:space="preserve">Case No. 16</w:t>
+      </w:r>
+      <w:r>
+        <w:noBreakHyphen/>
+      </w:r>
+      <w:r>
+        <w:t xml:space="preserve">50396, Doc. 2, at 3 (Brooks); Case No. 16</w:t>
+      </w:r>
+      <w:r>
+        <w:noBreakHyphen/>
+      </w:r>
+      <w:r>
+        <w:t xml:space="preserve">50612, Doc. 2, at 3 (Thomas).</w:t>
       </w:r>
     </w:p>
   </w:footnote>
@@ -2041,43 +3561,560 @@
 </file>
 
 <file path=word/styles.xml><?xml version="1.0" encoding="utf-8"?>
-<w:styles xmlns:w="http://schemas.openxmlformats.org/wordprocessingml/2006/main">
+<w:styles xmlns:r="http://schemas.openxmlformats.org/officeDocument/2006/relationships" xmlns:w="http://schemas.openxmlformats.org/wordprocessingml/2006/main">
   <w:docDefaults>
     <w:rPrDefault>
       <w:rPr>
-        <w:rFonts w:ascii="EB Garamond" w:hAnsi="EB Garamond" w:eastAsia="EB Garamond" w:cs="EB Garamond"/>
+        <w:rFonts w:ascii="Times New Roman" w:hAnsi="Times New Roman" w:eastAsia="Times New Roman" w:cs="Times New Roman"/>
         <w:sz w:val="24"/>
         <w:szCs w:val="24"/>
-        <w:lang w:val="en-US" w:eastAsia="en-US" w:bidi="ar-SA"/>
+        <w:lang w:val="en-US" w:eastAsia="zh-CN" w:bidi="ar-SA"/>
       </w:rPr>
     </w:rPrDefault>
     <w:pPrDefault>
       <w:pPr>
-        <w:spacing w:after="0" w:line="240" w:lineRule="auto"/>
+        <w:widowControl/>
+        <w:spacing w:after="0"/>
       </w:pPr>
     </w:pPrDefault>
   </w:docDefaults>
+  <w:latentStyles w:defLockedState="0" w:defUIPriority="0" w:defSemiHidden="0" w:defUnhideWhenUsed="0" w:defQFormat="0" w:count="276"/>
   <w:style w:type="paragraph" w:default="1" w:styleId="Normal">
     <w:name w:val="Normal"/>
     <w:qFormat/>
+  </w:style>
+  <w:style w:type="paragraph" w:styleId="BodyText">
+    <w:name w:val="Body Text"/>
+    <w:basedOn w:val="Normal"/>
+    <w:qFormat/>
+    <w:pPr>
+      <w:spacing w:before="0" w:after="0" w:line="480" w:lineRule="exact"/>
+      <w:ind w:firstLine="0"/>
+    </w:pPr>
+  </w:style>
+  <w:style w:type="paragraph" w:customStyle="1" w:styleId="FirstParagraph">
+    <w:name w:val="First Paragraph"/>
+    <w:basedOn w:val="BodyText"/>
+    <w:next w:val="BodyText"/>
+    <w:qFormat/>
+  </w:style>
+  <w:style w:type="paragraph" w:customStyle="1" w:styleId="Compact">
+    <w:name w:val="Compact"/>
+    <w:basedOn w:val="BodyText"/>
+    <w:qFormat/>
+    <w:pPr>
+      <w:spacing w:before="36" w:after="36"/>
+    </w:pPr>
+  </w:style>
+  <w:style w:type="paragraph" w:styleId="Title">
+    <w:name w:val="Title"/>
+    <w:basedOn w:val="Normal"/>
+    <w:next w:val="BodyText"/>
+    <w:link w:val="TitleChar"/>
+    <w:uiPriority w:val="10"/>
+    <w:qFormat/>
+    <w:rsid w:val="00A10FD9"/>
+    <w:pPr>
+      <w:spacing w:after="80" w:line="240" w:lineRule="auto"/>
+      <w:contextualSpacing/>
+      <w:jc w:val="center"/>
+    </w:pPr>
+    <w:rPr>
+      <w:rFonts w:asciiTheme="majorHAnsi" w:eastAsiaTheme="majorEastAsia" w:hAnsiTheme="majorHAnsi" w:cstheme="majorBidi"/>
+      <w:sz w:val="56"/>
+      <w:szCs w:val="56"/>
+    </w:rPr>
+  </w:style>
+  <w:style w:type="character" w:customStyle="1" w:styleId="TitleChar">
+    <w:name w:val="Title Char"/>
+    <w:basedOn w:val="DefaultParagraphFont"/>
+    <w:link w:val="Title"/>
+    <w:uiPriority w:val="10"/>
+    <w:rsid w:val="00A10FD9"/>
+    <w:rPr>
+      <w:rFonts w:asciiTheme="majorHAnsi" w:eastAsiaTheme="majorEastAsia" w:hAnsiTheme="majorHAnsi" w:cstheme="majorBidi"/>
+      <w:sz w:val="56"/>
+      <w:szCs w:val="56"/>
+    </w:rPr>
+  </w:style>
+  <w:style w:type="paragraph" w:styleId="Subtitle">
+    <w:name w:val="Subtitle"/>
+    <w:basedOn w:val="Title"/>
+    <w:next w:val="BodyText"/>
+    <w:link w:val="SubtitleChar"/>
+    <w:uiPriority w:val="11"/>
+    <w:qFormat/>
+    <w:rsid w:val="00A10FD9"/>
+    <w:pPr>
+      <w:numPr>
+        <w:ilvl w:val="1"/>
+      </w:numPr>
+    </w:pPr>
+    <w:rPr>
+      <w:rFonts w:eastAsiaTheme="majorEastAsia" w:cstheme="majorBidi"/>
+      <w:spacing w:val="15"/>
+      <w:sz w:val="28"/>
+      <w:szCs w:val="28"/>
+    </w:rPr>
+  </w:style>
+  <w:style w:type="character" w:customStyle="1" w:styleId="SubtitleChar">
+    <w:name w:val="Subtitle Char"/>
+    <w:basedOn w:val="DefaultParagraphFont"/>
+    <w:link w:val="Subtitle"/>
+    <w:uiPriority w:val="11"/>
+    <w:rsid w:val="00A10FD9"/>
+    <w:rPr>
+      <w:rFonts w:eastAsiaTheme="majorEastAsia" w:cstheme="majorBidi"/>
+      <w:color w:val="595959" w:themeColor="text1" w:themeTint="A6"/>
+      <w:spacing w:val="15"/>
+      <w:sz w:val="28"/>
+      <w:szCs w:val="28"/>
+    </w:rPr>
+  </w:style>
+  <w:style w:type="paragraph" w:customStyle="1" w:styleId="Author">
+    <w:name w:val="Author"/>
+    <w:basedOn w:val="Title"/>
+    <w:next w:val="BodyText"/>
+    <w:qFormat/>
+    <w:pPr>
+      <w:keepNext/>
+      <w:keepLines/>
+    </w:pPr>
+    <w:rPr>
+      <w:sz w:val="24"/>
+      <w:szCs w:val="24"/>
+    </w:rPr>
+  </w:style>
+  <w:style w:type="paragraph" w:styleId="Date">
+    <w:name w:val="Date"/>
+    <w:basedOn w:val="Title"/>
+    <w:next w:val="BodyText"/>
+    <w:qFormat/>
+    <w:pPr>
+      <w:keepNext/>
+      <w:keepLines/>
+    </w:pPr>
+    <w:rPr>
+      <w:sz w:val="24"/>
+      <w:szCs w:val="24"/>
+    </w:rPr>
+  </w:style>
+  <w:style w:type="paragraph" w:customStyle="1" w:styleId="AbstractTitle">
+    <w:name w:val="Abstract Title"/>
+    <w:basedOn w:val="Normal"/>
+    <w:next w:val="Abstract"/>
+    <w:qFormat/>
+    <w:pPr>
+      <w:keepNext/>
+      <w:keepLines/>
+      <w:spacing w:before="300" w:after="0"/>
+      <w:jc w:val="center"/>
+    </w:pPr>
+    <w:rPr>
+      <w:b/>
+      <w:sz w:val="20"/>
+      <w:szCs w:val="20"/>
+    </w:rPr>
+  </w:style>
+  <w:style w:type="paragraph" w:customStyle="1" w:styleId="Abstract">
+    <w:name w:val="Abstract"/>
+    <w:basedOn w:val="Normal"/>
+    <w:next w:val="BodyText"/>
+    <w:qFormat/>
+    <w:pPr>
+      <w:keepNext/>
+      <w:keepLines/>
+      <w:spacing w:before="100" w:after="300"/>
+    </w:pPr>
+    <w:rPr>
+      <w:sz w:val="20"/>
+      <w:szCs w:val="20"/>
+    </w:rPr>
+  </w:style>
+  <w:style w:type="paragraph" w:styleId="Bibliography">
+    <w:name w:val="Bibliography"/>
+    <w:basedOn w:val="Normal"/>
+    <w:next w:val="Bibliography"/>
+    <w:qFormat/>
+    <w:pPr/>
+    <w:rPr/>
+  </w:style>
+  <w:style w:type="paragraph" w:styleId="Heading1">
+    <w:name w:val="heading 1"/>
+    <w:basedOn w:val="Normal"/>
+    <w:next w:val="BodyText"/>
+    <w:qFormat/>
+    <w:pPr>
+      <w:keepNext/>
+      <w:keepLines/>
+      <w:spacing w:before="0" w:after="0" w:line="480" w:lineRule="exact"/>
+      <w:ind w:firstLine="0"/>
+      <w:jc w:val="center"/>
+      <w:outlineLvl w:val="0"/>
+    </w:pPr>
+    <w:rPr>
+      <w:b/>
+      <w:bCs/>
+      <w:color w:val="000000"/>
+      <w:sz w:val="24"/>
+      <w:szCs w:val="24"/>
+    </w:rPr>
+  </w:style>
+  <w:style w:type="paragraph" w:styleId="Heading2">
+    <w:name w:val="heading 2"/>
+    <w:basedOn w:val="Normal"/>
+    <w:next w:val="BodyText"/>
+    <w:qFormat/>
+    <w:pPr>
+      <w:keepNext/>
+      <w:keepLines/>
+      <w:tabs>
+        <w:tab w:val="left" w:pos="720"/>
+      </w:tabs>
+      <w:spacing w:before="0" w:after="0" w:line="480" w:lineRule="exact"/>
+      <w:ind w:left="720" w:hanging="720"/>
+      <w:outlineLvl w:val="1"/>
+    </w:pPr>
+    <w:rPr>
+      <w:b/>
+      <w:bCs/>
+      <w:color w:val="000000"/>
+      <w:sz w:val="24"/>
+      <w:szCs w:val="24"/>
+    </w:rPr>
+  </w:style>
+  <w:style w:type="paragraph" w:styleId="Heading3">
+    <w:name w:val="heading 3"/>
+    <w:basedOn w:val="Normal"/>
+    <w:next w:val="BodyText"/>
+    <w:qFormat/>
+    <w:pPr>
+      <w:keepNext/>
+      <w:keepLines/>
+      <w:tabs>
+        <w:tab w:val="left" w:pos="720"/>
+      </w:tabs>
+      <w:spacing w:before="0" w:after="0" w:line="480" w:lineRule="exact"/>
+      <w:ind w:left="720" w:hanging="720"/>
+      <w:outlineLvl w:val="2"/>
+    </w:pPr>
+    <w:rPr>
+      <w:b/>
+      <w:bCs/>
+      <w:color w:val="000000"/>
+      <w:sz w:val="24"/>
+      <w:szCs w:val="24"/>
+    </w:rPr>
+  </w:style>
+  <w:style w:type="paragraph" w:styleId="Heading4">
+    <w:name w:val="heading 4"/>
+    <w:basedOn w:val="Normal"/>
+    <w:next w:val="BodyText"/>
+    <w:qFormat/>
+    <w:pPr>
+      <w:keepNext/>
+      <w:keepLines/>
+      <w:tabs>
+        <w:tab w:val="left" w:pos="720"/>
+      </w:tabs>
+      <w:spacing w:before="0" w:after="0" w:line="480" w:lineRule="exact"/>
+      <w:ind w:left="720" w:hanging="720"/>
+      <w:outlineLvl w:val="3"/>
+    </w:pPr>
+    <w:rPr>
+      <w:i/>
+      <w:iCs/>
+      <w:color w:val="000000"/>
+      <w:sz w:val="24"/>
+      <w:szCs w:val="24"/>
+    </w:rPr>
+  </w:style>
+  <w:style w:type="paragraph" w:styleId="Heading5">
+    <w:name w:val="heading 5"/>
+    <w:basedOn w:val="Normal"/>
+    <w:next w:val="BodyText"/>
+    <w:qFormat/>
+    <w:pPr>
+      <w:keepNext/>
+      <w:keepLines/>
+      <w:tabs>
+        <w:tab w:val="left" w:pos="720"/>
+      </w:tabs>
+      <w:spacing w:before="0" w:after="0" w:line="480" w:lineRule="exact"/>
+      <w:ind w:left="720" w:hanging="720"/>
+      <w:outlineLvl w:val="4"/>
+    </w:pPr>
+    <w:rPr>
+      <w:color w:val="000000"/>
+      <w:sz w:val="24"/>
+      <w:szCs w:val="24"/>
+    </w:rPr>
+  </w:style>
+  <w:style w:type="paragraph" w:styleId="Heading6">
+    <w:name w:val="heading 6"/>
+    <w:basedOn w:val="Normal"/>
+    <w:next w:val="BodyText"/>
+    <w:link w:val="Heading6Char"/>
+    <w:uiPriority w:val="9"/>
+    <w:semiHidden/>
+    <w:unhideWhenUsed/>
+    <w:qFormat/>
+    <w:rsid w:val="00A10FD9"/>
+    <w:pPr>
+      <w:keepNext/>
+      <w:keepLines/>
+      <w:spacing w:before="40" w:after="0"/>
+      <w:outlineLvl w:val="5"/>
+    </w:pPr>
+    <w:rPr>
+      <w:rFonts w:eastAsiaTheme="majorEastAsia" w:cstheme="majorBidi"/>
+      <w:i/>
+      <w:iCs/>
+      <w:color w:val="595959" w:themeColor="text1" w:themeTint="A6"/>
+    </w:rPr>
+  </w:style>
+  <w:style w:type="paragraph" w:styleId="Heading7">
+    <w:name w:val="heading 7"/>
+    <w:basedOn w:val="Normal"/>
+    <w:next w:val="BodyText"/>
+    <w:link w:val="Heading7Char"/>
+    <w:uiPriority w:val="9"/>
+    <w:semiHidden/>
+    <w:unhideWhenUsed/>
+    <w:qFormat/>
+    <w:rsid w:val="00A10FD9"/>
+    <w:pPr>
+      <w:keepNext/>
+      <w:keepLines/>
+      <w:spacing w:before="40" w:after="0"/>
+      <w:outlineLvl w:val="6"/>
+    </w:pPr>
+    <w:rPr>
+      <w:rFonts w:eastAsiaTheme="majorEastAsia" w:cstheme="majorBidi"/>
+      <w:color w:val="595959" w:themeColor="text1" w:themeTint="A6"/>
+    </w:rPr>
+  </w:style>
+  <w:style w:type="paragraph" w:styleId="Heading8">
+    <w:name w:val="heading 8"/>
+    <w:basedOn w:val="Normal"/>
+    <w:next w:val="BodyText"/>
+    <w:link w:val="Heading8Char"/>
+    <w:uiPriority w:val="9"/>
+    <w:semiHidden/>
+    <w:unhideWhenUsed/>
+    <w:qFormat/>
+    <w:rsid w:val="00A10FD9"/>
+    <w:pPr>
+      <w:keepNext/>
+      <w:keepLines/>
+      <w:spacing w:after="0"/>
+      <w:outlineLvl w:val="7"/>
+    </w:pPr>
+    <w:rPr>
+      <w:rFonts w:eastAsiaTheme="majorEastAsia" w:cstheme="majorBidi"/>
+      <w:i/>
+      <w:iCs/>
+      <w:color w:val="272727" w:themeColor="text1" w:themeTint="D8"/>
+    </w:rPr>
+  </w:style>
+  <w:style w:type="paragraph" w:styleId="Heading9">
+    <w:name w:val="heading 9"/>
+    <w:basedOn w:val="Normal"/>
+    <w:next w:val="BodyText"/>
+    <w:link w:val="Heading9Char"/>
+    <w:uiPriority w:val="9"/>
+    <w:semiHidden/>
+    <w:unhideWhenUsed/>
+    <w:qFormat/>
+    <w:rsid w:val="00A10FD9"/>
+    <w:pPr>
+      <w:keepNext/>
+      <w:keepLines/>
+      <w:spacing w:after="0"/>
+      <w:outlineLvl w:val="8"/>
+    </w:pPr>
+    <w:rPr>
+      <w:rFonts w:eastAsiaTheme="majorEastAsia" w:cstheme="majorBidi"/>
+      <w:color w:val="272727" w:themeColor="text1" w:themeTint="D8"/>
+    </w:rPr>
+  </w:style>
+  <w:style w:type="character" w:customStyle="1" w:styleId="Heading1Char">
+    <w:name w:val="Heading 1 Char"/>
+    <w:basedOn w:val="DefaultParagraphFont"/>
+    <w:link w:val="Heading1"/>
+    <w:uiPriority w:val="9"/>
+    <w:rsid w:val="00A10FD9"/>
+    <w:rPr>
+      <w:rFonts w:asciiTheme="majorHAnsi" w:eastAsiaTheme="majorEastAsia" w:hAnsiTheme="majorHAnsi" w:cstheme="majorBidi"/>
+      <w:color w:val="0F4761" w:themeColor="accent1" w:themeShade="BF"/>
+      <w:sz w:val="40"/>
+      <w:szCs w:val="40"/>
+    </w:rPr>
+  </w:style>
+  <w:style w:type="character" w:customStyle="1" w:styleId="Heading2Char">
+    <w:name w:val="Heading 2 Char"/>
+    <w:basedOn w:val="DefaultParagraphFont"/>
+    <w:link w:val="Heading2"/>
+    <w:uiPriority w:val="9"/>
+    <w:semiHidden/>
+    <w:rsid w:val="00A10FD9"/>
+    <w:rPr>
+      <w:rFonts w:asciiTheme="majorHAnsi" w:eastAsiaTheme="majorEastAsia" w:hAnsiTheme="majorHAnsi" w:cstheme="majorBidi"/>
+      <w:color w:val="0F4761" w:themeColor="accent1" w:themeShade="BF"/>
+      <w:sz w:val="32"/>
+      <w:szCs w:val="32"/>
+    </w:rPr>
+  </w:style>
+  <w:style w:type="character" w:customStyle="1" w:styleId="Heading3Char">
+    <w:name w:val="Heading 3 Char"/>
+    <w:basedOn w:val="DefaultParagraphFont"/>
+    <w:link w:val="Heading3"/>
+    <w:uiPriority w:val="9"/>
+    <w:semiHidden/>
+    <w:rsid w:val="00A10FD9"/>
+    <w:rPr>
+      <w:rFonts w:eastAsiaTheme="majorEastAsia" w:cstheme="majorBidi"/>
+      <w:color w:val="0F4761" w:themeColor="accent1" w:themeShade="BF"/>
+      <w:sz w:val="28"/>
+      <w:szCs w:val="28"/>
+    </w:rPr>
+  </w:style>
+  <w:style w:type="character" w:customStyle="1" w:styleId="Heading4Char">
+    <w:name w:val="Heading 4 Char"/>
+    <w:basedOn w:val="DefaultParagraphFont"/>
+    <w:link w:val="Heading4"/>
+    <w:uiPriority w:val="9"/>
+    <w:semiHidden/>
+    <w:rsid w:val="00A10FD9"/>
+    <w:rPr>
+      <w:rFonts w:eastAsiaTheme="majorEastAsia" w:cstheme="majorBidi"/>
+      <w:i/>
+      <w:iCs/>
+      <w:color w:val="0F4761" w:themeColor="accent1" w:themeShade="BF"/>
+    </w:rPr>
+  </w:style>
+  <w:style w:type="character" w:customStyle="1" w:styleId="Heading5Char">
+    <w:name w:val="Heading 5 Char"/>
+    <w:basedOn w:val="DefaultParagraphFont"/>
+    <w:link w:val="Heading5"/>
+    <w:uiPriority w:val="9"/>
+    <w:semiHidden/>
+    <w:rsid w:val="00A10FD9"/>
+    <w:rPr>
+      <w:rFonts w:eastAsiaTheme="majorEastAsia" w:cstheme="majorBidi"/>
+      <w:color w:val="0F4761" w:themeColor="accent1" w:themeShade="BF"/>
+    </w:rPr>
+  </w:style>
+  <w:style w:type="character" w:customStyle="1" w:styleId="Heading6Char">
+    <w:name w:val="Heading 6 Char"/>
+    <w:basedOn w:val="DefaultParagraphFont"/>
+    <w:link w:val="Heading6"/>
+    <w:uiPriority w:val="9"/>
+    <w:semiHidden/>
+    <w:rsid w:val="00A10FD9"/>
+    <w:rPr>
+      <w:rFonts w:eastAsiaTheme="majorEastAsia" w:cstheme="majorBidi"/>
+      <w:i/>
+      <w:iCs/>
+      <w:color w:val="595959" w:themeColor="text1" w:themeTint="A6"/>
+    </w:rPr>
+  </w:style>
+  <w:style w:type="character" w:customStyle="1" w:styleId="Heading7Char">
+    <w:name w:val="Heading 7 Char"/>
+    <w:basedOn w:val="DefaultParagraphFont"/>
+    <w:link w:val="Heading7"/>
+    <w:uiPriority w:val="9"/>
+    <w:semiHidden/>
+    <w:rsid w:val="00A10FD9"/>
+    <w:rPr>
+      <w:rFonts w:eastAsiaTheme="majorEastAsia" w:cstheme="majorBidi"/>
+      <w:color w:val="595959" w:themeColor="text1" w:themeTint="A6"/>
+    </w:rPr>
+  </w:style>
+  <w:style w:type="character" w:customStyle="1" w:styleId="Heading8Char">
+    <w:name w:val="Heading 8 Char"/>
+    <w:basedOn w:val="DefaultParagraphFont"/>
+    <w:link w:val="Heading8"/>
+    <w:uiPriority w:val="9"/>
+    <w:semiHidden/>
+    <w:rsid w:val="00A10FD9"/>
+    <w:rPr>
+      <w:rFonts w:eastAsiaTheme="majorEastAsia" w:cstheme="majorBidi"/>
+      <w:i/>
+      <w:iCs/>
+      <w:color w:val="272727" w:themeColor="text1" w:themeTint="D8"/>
+    </w:rPr>
+  </w:style>
+  <w:style w:type="character" w:customStyle="1" w:styleId="Heading9Char">
+    <w:name w:val="Heading 9 Char"/>
+    <w:basedOn w:val="DefaultParagraphFont"/>
+    <w:link w:val="Heading9"/>
+    <w:uiPriority w:val="9"/>
+    <w:semiHidden/>
+    <w:rsid w:val="00A10FD9"/>
+    <w:rPr>
+      <w:rFonts w:eastAsiaTheme="majorEastAsia" w:cstheme="majorBidi"/>
+      <w:color w:val="272727" w:themeColor="text1" w:themeTint="D8"/>
+    </w:rPr>
+  </w:style>
+  <w:style w:type="paragraph" w:customStyle="1" w:styleId="ListItem">
+    <w:name w:val="List Item"/>
+    <w:basedOn w:val="BodyText"/>
+    <w:qFormat/>
+    <w:pPr>
+      <w:spacing w:before="0" w:after="0" w:line="480" w:lineRule="exact"/>
+      <w:ind w:left="720" w:hanging="720"/>
+    </w:pPr>
+  </w:style>
+  <w:style w:type="paragraph" w:styleId="BlockText">
+    <w:name w:val="Block Text"/>
+    <w:basedOn w:val="BodyText"/>
+    <w:next w:val="BodyText"/>
+    <w:uiPriority w:val="9"/>
+    <w:unhideWhenUsed/>
+    <w:qFormat/>
+    <w:pPr>
+      <w:spacing w:before="240" w:after="240" w:line="276" w:lineRule="exact"/>
+      <w:ind w:firstLine="0" w:left="720" w:right="720"/>
+    </w:pPr>
+  </w:style>
+  <w:style w:type="paragraph" w:styleId="FootnoteText">
+    <w:name w:val="Footnote Text"/>
+    <w:basedOn w:val="Normal"/>
+    <w:next w:val="FootnoteText"/>
+    <w:uiPriority w:val="9"/>
+    <w:unhideWhenUsed/>
+    <w:qFormat/>
     <w:pPr>
       <w:widowControl/>
+      <w:spacing w:before="0" w:after="120" w:line="230" w:lineRule="exact"/>
     </w:pPr>
     <w:rPr>
-      <w:color w:val="000000"/>
-    </w:rPr>
+      <w:sz w:val="20"/>
+      <w:szCs w:val="20"/>
+    </w:rPr>
+  </w:style>
+  <w:style w:type="paragraph" w:styleId="FootnoteBlockText">
+    <w:name w:val="Footnote Block Text"/>
+    <w:basedOn w:val="FootnoteText"/>
+    <w:next w:val="FootnoteText"/>
+    <w:uiPriority w:val="9"/>
+    <w:unhideWhenUsed/>
+    <w:qFormat/>
+    <w:pPr>
+      <w:spacing w:before="240" w:after="240"/>
+      <w:ind w:firstLine="0" w:left="720" w:right="720"/>
+    </w:pPr>
   </w:style>
   <w:style w:type="character" w:default="1" w:styleId="DefaultParagraphFont">
     <w:name w:val="Default Paragraph Font"/>
-    <w:uiPriority w:val="1"/>
     <w:semiHidden/>
     <w:unhideWhenUsed/>
   </w:style>
-  <w:style w:type="table" w:default="1" w:styleId="TableNormal">
-    <w:name w:val="Normal Table"/>
-    <w:uiPriority w:val="99"/>
-    <w:semiHidden/>
-    <w:unhideWhenUsed/>
+  <w:style w:type="table" w:default="1" w:styleId="Table">
+    <w:name w:val="Table"/>
+    <w:basedOn w:val="TableNormal"/>
+    <w:qFormat/>
     <w:tblPr>
       <w:tblInd w:w="0" w:type="dxa"/>
       <w:tblCellMar>
@@ -2087,317 +4124,141 @@
         <w:right w:w="108" w:type="dxa"/>
       </w:tblCellMar>
     </w:tblPr>
-  </w:style>
-  <w:style w:type="numbering" w:default="1" w:styleId="NoList">
-    <w:name w:val="No List"/>
-    <w:uiPriority w:val="99"/>
-    <w:semiHidden/>
-    <w:unhideWhenUsed/>
-  </w:style>
-  <w:style w:type="paragraph" w:styleId="BodyText">
-    <w:name w:val="Body Text"/>
+    <w:tblStylePr w:type="firstRow">
+      <w:tcPr>
+        <w:tcBorders>
+          <w:bottom w:val="single"/>
+        </w:tcBorders>
+        <w:vAlign w:val="bottom"/>
+      </w:tcPr>
+    </w:tblStylePr>
+  </w:style>
+  <w:style w:type="paragraph" w:customStyle="1" w:styleId="DefinitionTerm">
+    <w:name w:val="Definition Term"/>
     <w:basedOn w:val="Normal"/>
-    <w:qFormat/>
-    <w:pPr>
-      <w:spacing w:before="0" w:after="130" w:line="480" w:lineRule="exact"/>
-      <w:ind w:firstLine="0"/>
-    </w:pPr>
-  </w:style>
-  <w:style w:type="paragraph" w:customStyle="1" w:styleId="FirstParagraph">
-    <w:name w:val="First Paragraph"/>
-    <w:basedOn w:val="BodyText"/>
-    <w:next w:val="BodyText"/>
-    <w:qFormat/>
-  </w:style>
-  <w:style w:type="paragraph" w:customStyle="1" w:styleId="Compact">
-    <w:name w:val="Compact"/>
-    <w:basedOn w:val="BodyText"/>
-    <w:qFormat/>
-    <w:pPr>
-      <w:spacing w:before="0" w:after="0"/>
-    </w:pPr>
-  </w:style>
-  <w:style w:type="paragraph" w:customStyle="1" w:styleId="BodyKeep">
-    <w:name w:val="BodyKeep"/>
-    <w:basedOn w:val="BodyText"/>
-    <w:qFormat/>
+    <w:next w:val="Definition"/>
     <w:pPr>
       <w:keepNext/>
       <w:keepLines/>
+      <w:spacing w:after="0"/>
     </w:pPr>
-  </w:style>
-  <w:style w:type="paragraph" w:customStyle="1" w:styleId="NumberedPara">
-    <w:name w:val="NumberedPara"/>
+    <w:rPr>
+      <w:b/>
+    </w:rPr>
+  </w:style>
+  <w:style w:type="paragraph" w:customStyle="1" w:styleId="Definition">
+    <w:name w:val="Definition"/>
+    <w:basedOn w:val="Normal"/>
+  </w:style>
+  <w:style w:type="paragraph" w:styleId="Caption">
+    <w:name w:val="Caption"/>
+    <w:basedOn w:val="Normal"/>
+    <w:link w:val="BodyTextChar"/>
+    <w:pPr>
+      <w:spacing w:before="0" w:after="120"/>
+    </w:pPr>
+    <w:rPr>
+      <w:i/>
+    </w:rPr>
+  </w:style>
+  <w:style w:type="paragraph" w:customStyle="1" w:styleId="TableCaption">
+    <w:name w:val="Table Caption"/>
+    <w:basedOn w:val="Caption"/>
+    <w:pPr>
+      <w:keepNext/>
+    </w:pPr>
+  </w:style>
+  <w:style w:type="paragraph" w:customStyle="1" w:styleId="ImageCaption">
+    <w:name w:val="Image Caption"/>
+    <w:basedOn w:val="Caption"/>
+  </w:style>
+  <w:style w:type="paragraph" w:customStyle="1" w:styleId="Figure">
+    <w:name w:val="Figure"/>
+    <w:basedOn w:val="Normal"/>
+  </w:style>
+  <w:style w:type="paragraph" w:customStyle="1" w:styleId="CaptionedFigure">
+    <w:name w:val="Captioned Figure"/>
+    <w:basedOn w:val="Figure"/>
+    <w:pPr>
+      <w:keepNext/>
+    </w:pPr>
+  </w:style>
+  <w:style w:type="character" w:customStyle="1" w:styleId="BodyTextChar">
+    <w:name w:val="Body Text Char"/>
+    <w:basedOn w:val="DefaultParagraphFont"/>
+    <w:link w:val="BodyText"/>
+  </w:style>
+  <w:style w:type="character" w:customStyle="1" w:styleId="VerbatimChar">
+    <w:name w:val="Verbatim Char"/>
+    <w:basedOn w:val="BodyTextChar"/>
+    <w:rPr>
+      <w:rFonts w:ascii="Consolas" w:hAnsi="Consolas"/>
+      <w:sz w:val="22"/>
+    </w:rPr>
+  </w:style>
+  <w:style w:type="character" w:customStyle="1" w:styleId="SectionNumber">
+    <w:name w:val="Section Number"/>
+    <w:basedOn w:val="BodyTextChar"/>
+  </w:style>
+  <w:style w:type="character" w:styleId="FootnoteReference">
+    <w:name w:val="Footnote Reference"/>
+    <w:basedOn w:val="BodyTextChar"/>
+    <w:rPr>
+      <w:vertAlign w:val="superscript"/>
+    </w:rPr>
+  </w:style>
+  <w:style w:type="character" w:styleId="Hyperlink">
+    <w:name w:val="Hyperlink"/>
+    <w:basedOn w:val="BodyTextChar"/>
+    <w:rPr>
+      <w:color w:val="000000"/>
+    </w:rPr>
+  </w:style>
+  <w:style w:type="paragraph" w:styleId="TOCHeading">
+    <w:name w:val="TOC Heading"/>
+    <w:basedOn w:val="Heading1"/>
+    <w:next w:val="BodyText"/>
+    <w:uiPriority w:val="39"/>
+    <w:unhideWhenUsed/>
+    <w:qFormat/>
+    <w:pPr>
+      <w:spacing w:before="240" w:line="259" w:lineRule="auto"/>
+      <w:outlineLvl w:val="9"/>
+    </w:pPr>
+    <w:rPr>
+      <w:rFonts w:asciiTheme="majorHAnsi" w:eastAsiaTheme="majorEastAsia" w:hAnsiTheme="majorHAnsi" w:cstheme="majorBidi"/>
+      <w:b w:val="0"/>
+      <w:bCs w:val="0"/>
+      <w:color w:val="365F91" w:themeColor="accent1" w:themeShade="BF"/>
+    </w:rPr>
+  </w:style>
+  <w:style w:type="paragraph" w:customStyle="1" w:styleId="NumberedParagraph">
+    <w:name w:val="Numbered Paragraph"/>
     <w:basedOn w:val="BodyText"/>
     <w:qFormat/>
     <w:pPr>
       <w:tabs>
-        <w:tab w:val="left" w:pos="1620"/>
+        <w:tab w:val="left" w:pos="1440"/>
       </w:tabs>
-      <w:ind w:left="1620" w:hanging="900"/>
+      <w:spacing w:before="0" w:after="0" w:line="480" w:lineRule="exact"/>
+      <w:ind w:left="1440" w:hanging="720"/>
     </w:pPr>
   </w:style>
-  <w:style w:type="paragraph" w:customStyle="1" w:styleId="NumberedKeep">
-    <w:name w:val="NumberedKeep"/>
-    <w:basedOn w:val="NumberedPara"/>
+  <w:style w:type="paragraph" w:customStyle="1" w:styleId="NumberedParagraphNote">
+    <w:name w:val="Numbered Paragraph Note"/>
+    <w:basedOn w:val="NumberedParagraph"/>
     <w:qFormat/>
     <w:pPr>
-      <w:keepNext/>
-      <w:keepLines/>
+      <w:widowControl w:val="0"/>
     </w:pPr>
   </w:style>
-  <w:style w:type="paragraph" w:styleId="BlockText">
-    <w:name w:val="Block Text"/>
-    <w:basedOn w:val="Normal"/>
-    <w:next w:val="BodyText"/>
-    <w:qFormat/>
-    <w:pPr>
-      <w:spacing w:before="0" w:after="130" w:line="288" w:lineRule="exact"/>
-      <w:ind w:left="720" w:right="720" w:firstLine="0"/>
-    </w:pPr>
-  </w:style>
-  <w:style w:type="paragraph" w:styleId="Heading1">
-    <w:name w:val="heading 1"/>
-    <w:basedOn w:val="BodyText"/>
-    <w:next w:val="BodyText"/>
-    <w:qFormat/>
-    <w:pPr>
-      <w:keepNext/>
-      <w:keepLines/>
-      <w:spacing w:before="0" w:after="130" w:line="480" w:lineRule="exact"/>
-      <w:jc w:val="center"/>
-      <w:outlineLvl w:val="0"/>
-    </w:pPr>
-    <w:rPr>
-      <w:b/>
-      <w:bCs/>
-    </w:rPr>
-  </w:style>
-  <w:style w:type="paragraph" w:styleId="Heading2">
-    <w:name w:val="heading 2"/>
-    <w:basedOn w:val="BodyText"/>
-    <w:next w:val="BodyText"/>
-    <w:qFormat/>
-    <w:pPr>
-      <w:keepNext/>
-      <w:keepLines/>
-      <w:tabs>
-        <w:tab w:val="left" w:pos="720"/>
-      </w:tabs>
-      <w:spacing w:before="0" w:after="130" w:line="480" w:lineRule="exact"/>
-      <w:ind w:left="720" w:hanging="720"/>
-      <w:outlineLvl w:val="1"/>
-    </w:pPr>
-    <w:rPr>
-      <w:b/>
-      <w:bCs/>
-    </w:rPr>
-  </w:style>
-  <w:style w:type="paragraph" w:styleId="Heading3">
-    <w:name w:val="heading 3"/>
-    <w:basedOn w:val="Heading2"/>
-    <w:next w:val="BodyText"/>
-    <w:qFormat/>
-    <w:pPr>
-      <w:outlineLvl w:val="2"/>
-    </w:pPr>
-  </w:style>
-  <w:style w:type="paragraph" w:styleId="Heading4">
-    <w:name w:val="heading 4"/>
-    <w:basedOn w:val="Heading2"/>
-    <w:next w:val="BodyText"/>
-    <w:qFormat/>
-    <w:pPr>
-      <w:outlineLvl w:val="3"/>
-    </w:pPr>
-    <w:rPr>
-      <w:b w:val="0"/>
-      <w:bCs w:val="0"/>
-      <w:i/>
-      <w:iCs/>
-    </w:rPr>
-  </w:style>
-  <w:style w:type="paragraph" w:styleId="Heading5">
-    <w:name w:val="heading 5"/>
-    <w:basedOn w:val="Heading2"/>
-    <w:next w:val="BodyText"/>
-    <w:qFormat/>
-    <w:pPr>
-      <w:outlineLvl w:val="4"/>
-    </w:pPr>
-    <w:rPr>
-      <w:b w:val="0"/>
-      <w:bCs w:val="0"/>
-    </w:rPr>
-  </w:style>
-  <w:style w:type="paragraph" w:customStyle="1" w:styleId="Single">
-    <w:name w:val="Single"/>
-    <w:basedOn w:val="Normal"/>
-    <w:qFormat/>
-    <w:pPr>
-      <w:spacing w:before="0" w:after="0" w:line="276" w:lineRule="exact"/>
-      <w:ind w:firstLine="0"/>
-    </w:pPr>
-  </w:style>
-  <w:style w:type="paragraph" w:customStyle="1" w:styleId="SingleKeep">
-    <w:name w:val="SingleKeep"/>
-    <w:basedOn w:val="Single"/>
-    <w:qFormat/>
-    <w:pPr>
-      <w:keepNext/>
-      <w:keepLines/>
-    </w:pPr>
-  </w:style>
-  <w:style w:type="paragraph" w:customStyle="1" w:styleId="Centered">
-    <w:name w:val="Centered"/>
-    <w:basedOn w:val="Single"/>
-    <w:qFormat/>
-    <w:pPr>
-      <w:jc w:val="center"/>
-    </w:pPr>
-  </w:style>
-  <w:style w:type="paragraph" w:customStyle="1" w:styleId="CourtTitle">
-    <w:name w:val="Court Title"/>
-    <w:basedOn w:val="Centered"/>
-    <w:qFormat/>
-    <w:pPr>
-      <w:spacing w:line="480" w:lineRule="exact"/>
-    </w:pPr>
-    <w:rPr>
-      <w:b/>
-      <w:bCs/>
-    </w:rPr>
-  </w:style>
-  <w:style w:type="paragraph" w:customStyle="1" w:styleId="CenteredHead">
-    <w:name w:val="CenteredHead"/>
+  <w:style w:type="paragraph" w:customStyle="1" w:styleId="BodyTextNote">
+    <w:name w:val="Body Text Note"/>
     <w:basedOn w:val="BodyText"/>
     <w:qFormat/>
     <w:pPr>
-      <w:keepNext/>
-      <w:keepLines/>
-      <w:jc w:val="center"/>
+      <w:widowControl w:val="0"/>
     </w:pPr>
-    <w:rPr>
-      <w:b/>
-      <w:bCs/>
-    </w:rPr>
-  </w:style>
-  <w:style w:type="paragraph" w:customStyle="1" w:styleId="Gap16">
-    <w:name w:val="Gap16"/>
-    <w:basedOn w:val="Single"/>
-    <w:qFormat/>
-    <w:pPr>
-      <w:keepNext/>
-      <w:spacing w:line="324" w:lineRule="exact"/>
-    </w:pPr>
-  </w:style>
-  <w:style w:type="paragraph" w:customStyle="1" w:styleId="Gap6">
-    <w:name w:val="Gap6"/>
-    <w:basedOn w:val="Single"/>
-    <w:qFormat/>
-    <w:pPr>
-      <w:keepNext/>
-      <w:spacing w:line="120" w:lineRule="exact"/>
-    </w:pPr>
-  </w:style>
-  <w:style w:type="paragraph" w:customStyle="1" w:styleId="Gap8">
-    <w:name w:val="Gap8"/>
-    <w:basedOn w:val="Single"/>
-    <w:qFormat/>
-    <w:pPr>
-      <w:keepNext/>
-      <w:spacing w:line="162" w:lineRule="exact"/>
-    </w:pPr>
-  </w:style>
-  <w:style w:type="paragraph" w:styleId="FootnoteText">
-    <w:name w:val="footnote text"/>
-    <w:basedOn w:val="Normal"/>
-    <w:uiPriority w:val="99"/>
-    <w:unhideWhenUsed/>
-    <w:pPr>
-      <w:spacing w:before="0" w:after="60" w:line="240" w:lineRule="auto"/>
-      <w:ind w:firstLine="0"/>
-    </w:pPr>
-    <w:rPr>
-      <w:sz w:val="20"/>
-      <w:szCs w:val="20"/>
-    </w:rPr>
-  </w:style>
-  <w:style w:type="character" w:styleId="FootnoteReference">
-    <w:name w:val="footnote reference"/>
-    <w:basedOn w:val="DefaultParagraphFont"/>
-    <w:uiPriority w:val="99"/>
-    <w:unhideWhenUsed/>
-    <w:rPr>
-      <w:vertAlign w:val="superscript"/>
-    </w:rPr>
-  </w:style>
-  <w:style w:type="paragraph" w:styleId="Footer">
-    <w:name w:val="footer"/>
-    <w:basedOn w:val="Normal"/>
-    <w:uiPriority w:val="99"/>
-    <w:unhideWhenUsed/>
-    <w:pPr>
-      <w:tabs>
-        <w:tab w:val="center" w:pos="4680"/>
-        <w:tab w:val="right" w:pos="9360"/>
-      </w:tabs>
-      <w:spacing w:before="0" w:after="0" w:line="240" w:lineRule="auto"/>
-      <w:jc w:val="center"/>
-    </w:pPr>
-    <w:rPr>
-      <w:sz w:val="20"/>
-      <w:szCs w:val="20"/>
-    </w:rPr>
-  </w:style>
-  <w:style w:type="character" w:styleId="Hyperlink">
-    <w:name w:val="Hyperlink"/>
-    <w:basedOn w:val="DefaultParagraphFont"/>
-    <w:uiPriority w:val="99"/>
-    <w:unhideWhenUsed/>
-    <w:rPr>
-      <w:color w:val="000000"/>
-      <w:u w:val="single"/>
-    </w:rPr>
-  </w:style>
-  <w:style w:type="character" w:styleId="VerbatimChar">
-    <w:name w:val="Verbatim Char"/>
-    <w:basedOn w:val="DefaultParagraphFont"/>
-    <w:rPr>
-      <w:rFonts w:ascii="EB Garamond" w:hAnsi="EB Garamond"/>
-    </w:rPr>
-  </w:style>
-  <w:style w:type="paragraph" w:styleId="Caption">
-    <w:name w:val="caption"/>
-    <w:basedOn w:val="Normal"/>
-    <w:qFormat/>
-    <w:pPr>
-      <w:spacing w:after="120"/>
-    </w:pPr>
-  </w:style>
-  <w:style w:type="paragraph" w:styleId="TableCaption">
-    <w:name w:val="Table Caption"/>
-    <w:basedOn w:val="Caption"/>
-    <w:qFormat/>
-  </w:style>
-  <w:style w:type="paragraph" w:styleId="ImageCaption">
-    <w:name w:val="Image Caption"/>
-    <w:basedOn w:val="Caption"/>
-    <w:qFormat/>
-  </w:style>
-  <w:style w:type="table" w:styleId="Table">
-    <w:name w:val="Table"/>
-    <w:basedOn w:val="TableNormal"/>
-    <w:tblPr>
-      <w:tblBorders>
-        <w:top w:val="nil"/>
-        <w:left w:val="nil"/>
-        <w:bottom w:val="nil"/>
-        <w:right w:val="nil"/>
-        <w:insideH w:val="nil"/>
-        <w:insideV w:val="nil"/>
-      </w:tblBorders>
-    </w:tblPr>
   </w:style>
   <w:style w:type="paragraph" w:customStyle="1" w:styleId="SourceCode">
     <w:name w:val="Source Code"/>
